--- a/tailieu/AI2026_Mẫu hồ sơ_DA_DIEN.docx
+++ b/tailieu/AI2026_Mẫu hồ sơ_DA_DIEN.docx
@@ -143,7 +143,7 @@
           <w:rFonts w:ascii="Times New Roman" w:hAnsi="Times New Roman"/>
           <w:b w:val="0"/>
           <w:i/>
-          <w:color w:val="616161"/>
+          <w:color w:val="646464"/>
           <w:sz w:val="22"/>
         </w:rPr>
         <w:t>Nội dung trình bày: Nêu ngắn gọn vấn đề trong học tập, nhà trường, gia đình hoặc cộng đồng mà sản phẩm hướng tới giải quyết; lý do lựa chọn vấn đề.</w:t>
@@ -151,8 +151,8 @@
     </w:p>
     <w:p>
       <w:pPr>
-        <w:spacing w:before="40" w:after="80" w:line="276" w:lineRule="auto"/>
-        <w:jc w:val="both"/>
+        <w:spacing w:before="140" w:after="40" w:line="276" w:lineRule="auto"/>
+        <w:jc w:val="left"/>
       </w:pPr>
       <w:r>
         <w:rPr>
@@ -163,13 +163,19 @@
           <w:sz w:val="24"/>
         </w:rPr>
         <w:t>1.1. Thực trạng và nỗi đau trong học tập của học sinh hiện nay:</w:t>
-        <w:br/>
       </w:r>
+    </w:p>
+    <w:p>
+      <w:pPr>
+        <w:spacing w:before="40" w:after="70" w:line="276" w:lineRule="auto"/>
+        <w:jc w:val="both"/>
+      </w:pPr>
       <w:r>
         <w:rPr>
           <w:rFonts w:ascii="Times New Roman" w:hAnsi="Times New Roman"/>
           <w:b w:val="0"/>
           <w:i w:val="0"/>
+          <w:color w:val="212121"/>
           <w:sz w:val="24"/>
         </w:rPr>
         <w:t>Trong thời đại bùng nổ của các công cụ Trí tuệ Nhân tạo tạo sinh (Generative AI) như ChatGPT và các ứng dụng giải bài tập bằng hình ảnh, học sinh THCS ngày càng có xu hướng thụ động: khi gặp một bài toán Khoa học Tự nhiên (KHTN) khó hoặc bài tập về nhà, các em thường chụp ảnh gửi vào AI để nhận ngay lời giải hoàn chỉnh và đáp số cuối cùng nhằm đối phó với thầy cô. Hệ quả tiêu cực là học sinh bị 'thụ động hóa tư duy', bỏ qua việc phân tích dữ kiện đề bài, không hiểu bản chất các quy luật tự nhiên, dẫn đến tình trạng 'học vẹt', hổng kiến thức căn bản và rất nhanh quên. Đồng thời, thầy cô giáo và các bậc phụ huynh luôn cảm thấy bất an vì không thể phân biệt học sinh tự làm hay chỉ sao chép từ AI; thiếu vắng một công cụ sư phạm tin cậy đồng hành rèn giũa năng lực tư duy khoa học độc lập cho học sinh.</w:t>
@@ -177,8 +183,8 @@
     </w:p>
     <w:p>
       <w:pPr>
-        <w:spacing w:before="80" w:after="120" w:line="276" w:lineRule="auto"/>
-        <w:jc w:val="both"/>
+        <w:spacing w:before="140" w:after="40" w:line="276" w:lineRule="auto"/>
+        <w:jc w:val="left"/>
       </w:pPr>
       <w:r>
         <w:rPr>
@@ -189,34 +195,52 @@
           <w:sz w:val="24"/>
         </w:rPr>
         <w:t>1.2. Lý do lựa chọn môn Khoa học Tự nhiên 7 và giải pháp đột phá từ Socrates Nhí 💡:</w:t>
-        <w:br/>
       </w:r>
+    </w:p>
+    <w:p>
+      <w:pPr>
+        <w:spacing w:before="40" w:after="70" w:line="276" w:lineRule="auto"/>
+        <w:jc w:val="both"/>
+      </w:pPr>
       <w:r>
         <w:rPr>
           <w:rFonts w:ascii="Times New Roman" w:hAnsi="Times New Roman"/>
           <w:b w:val="0"/>
           <w:i w:val="0"/>
+          <w:color w:val="212121"/>
           <w:sz w:val="24"/>
         </w:rPr>
         <w:t>Môn Khoa học Tự nhiên 7 (theo Chương trình GDPT 2018) là môn học tích hợp then chốt ở cấp THCS, kết nối chặt chẽ giữa 3 phân môn: Vật lý (chuyển động, tốc độ, lực), Hóa học (nguyên tử, phân tử, phản ứng hóa học) và Sinh học (quang hợp, hô hấp tế bào). Đây là giai đoạn bản lề quyết định phương pháp tư duy khoa học của học sinh. Xuất phát từ thực tế đó, nhóm tác giả đã nghiên cứu và phát triển dự án 'Socrates Nhí' với triết lý sư phạm cốt lõi:</w:t>
-        <w:br/>
       </w:r>
-      <w:r>
-        <w:rPr>
-          <w:rFonts w:ascii="Times New Roman" w:hAnsi="Times New Roman"/>
-          <w:b/>
-          <w:i w:val="0"/>
-          <w:color w:val="C62828"/>
-          <w:sz w:val="24"/>
-        </w:rPr>
-        <w:t>👉 'DẠY HỌC BẰNG CÂU HỎI GỢI MỞ — TUYỆT ĐỐI KHÔNG LÀM BÀI TẬP HỘ HỌC SINH!'</w:t>
-        <w:br/>
-      </w:r>
+    </w:p>
+    <w:p>
+      <w:pPr>
+        <w:spacing w:before="30" w:after="50" w:line="276" w:lineRule="auto"/>
+        <w:ind w:left="288"/>
+        <w:jc w:val="left"/>
+      </w:pPr>
       <w:r>
         <w:rPr>
           <w:rFonts w:ascii="Times New Roman" w:hAnsi="Times New Roman"/>
           <w:b w:val="0"/>
           <w:i w:val="0"/>
+          <w:color w:val="37474F"/>
+          <w:sz w:val="24"/>
+        </w:rPr>
+        <w:t>👉 'DẠY HỌC BẰNG CÂU HỎI GỢI MỞ — TUYỆT ĐỐI KHÔNG LÀM BÀI TẬP HỘ HỌC SINH!'</w:t>
+      </w:r>
+    </w:p>
+    <w:p>
+      <w:pPr>
+        <w:spacing w:before="40" w:after="70" w:line="276" w:lineRule="auto"/>
+        <w:jc w:val="both"/>
+      </w:pPr>
+      <w:r>
+        <w:rPr>
+          <w:rFonts w:ascii="Times New Roman" w:hAnsi="Times New Roman"/>
+          <w:b w:val="0"/>
+          <w:i w:val="0"/>
+          <w:color w:val="212121"/>
           <w:sz w:val="24"/>
         </w:rPr>
         <w:t>Ứng dụng đóng vai trò là một người Gia sư Socratic thông minh và kiên nhẫn, dẫn dắt học sinh tự trải qua chu trình tư duy 5 pha: Làm rõ dữ kiện ➔ Gợi nhớ khái niệm ➔ Thiết lập lập luận ➔ Tự soát xét kiểm tra ➔ Tự đúc kết kiến thức cốt lõi. Hệ thống kiên quyết không cung cấp đáp số làm sẵn, bảo vệ học sinh bằng Khiên An Toàn 3 tầng chống rò rỉ đáp án, giúp các em tự tin làm chủ kiến thức bằng chính năng lực suy nghĩ của mình.</w:t>
@@ -248,7 +272,7 @@
           <w:rFonts w:ascii="Times New Roman" w:hAnsi="Times New Roman"/>
           <w:b w:val="0"/>
           <w:i/>
-          <w:color w:val="616161"/>
+          <w:color w:val="646464"/>
           <w:sz w:val="22"/>
         </w:rPr>
         <w:t>Nội dung trình bày: Nêu nhóm người sử dụng hoặc thụ hưởng sản phẩm; nhu cầu chính của nhóm đối tượng này.</w:t>
@@ -256,8 +280,8 @@
     </w:p>
     <w:p>
       <w:pPr>
-        <w:spacing w:before="40" w:after="80" w:line="276" w:lineRule="auto"/>
-        <w:jc w:val="both"/>
+        <w:spacing w:before="140" w:after="40" w:line="276" w:lineRule="auto"/>
+        <w:jc w:val="left"/>
       </w:pPr>
       <w:r>
         <w:rPr>
@@ -267,20 +291,30 @@
           <w:color w:val="1A237E"/>
           <w:sz w:val="24"/>
         </w:rPr>
-        <w:t>1. Học sinh Trung học Cơ sở (trọng tâm là học sinh khối lớp 7):</w:t>
-        <w:br/>
+        <w:t>2.1. Học sinh Trung học Cơ sở (trọng tâm là học sinh khối lớp 7):</w:t>
       </w:r>
+    </w:p>
+    <w:p>
+      <w:pPr>
+        <w:spacing w:before="40" w:after="70" w:line="276" w:lineRule="auto"/>
+        <w:jc w:val="both"/>
+      </w:pPr>
       <w:r>
         <w:rPr>
           <w:rFonts w:ascii="Times New Roman" w:hAnsi="Times New Roman"/>
           <w:b w:val="0"/>
           <w:i w:val="0"/>
+          <w:color w:val="212121"/>
           <w:sz w:val="24"/>
         </w:rPr>
         <w:t>• Nhu cầu chính: Khi gặp bài tập KHTN bế tắc, học sinh cần một 'người bạn học gia sư' kiên nhẫn gợi ý từng bước nhỏ, không phán xét, không giục giã, giúp các em tự hiểu ra cách làm thay vì chỉ chép bài đối phó. Đồng thời, các em có nhu cầu tự tay đúc kết bài học và lưu vào Sơ đồ tư duy dạng nhánh (Mẫu cây tri thức KHTN) cùng Sổ tay Tự học cá nhân để ôn tập lâu dài.</w:t>
-        <w:br/>
-        <w:br/>
       </w:r>
+    </w:p>
+    <w:p>
+      <w:pPr>
+        <w:spacing w:before="140" w:after="40" w:line="276" w:lineRule="auto"/>
+        <w:jc w:val="left"/>
+      </w:pPr>
       <w:r>
         <w:rPr>
           <w:rFonts w:ascii="Times New Roman" w:hAnsi="Times New Roman"/>
@@ -289,20 +323,30 @@
           <w:color w:val="1A237E"/>
           <w:sz w:val="24"/>
         </w:rPr>
-        <w:t>2. Giáo viên giảng dạy môn Khoa học Tự nhiên:</w:t>
-        <w:br/>
+        <w:t>2.2. Giáo viên giảng dạy môn Khoa học Tự nhiên:</w:t>
       </w:r>
+    </w:p>
+    <w:p>
+      <w:pPr>
+        <w:spacing w:before="40" w:after="70" w:line="276" w:lineRule="auto"/>
+        <w:jc w:val="both"/>
+      </w:pPr>
       <w:r>
         <w:rPr>
           <w:rFonts w:ascii="Times New Roman" w:hAnsi="Times New Roman"/>
           <w:b w:val="0"/>
           <w:i w:val="0"/>
+          <w:color w:val="212121"/>
           <w:sz w:val="24"/>
         </w:rPr>
         <w:t>• Nhu cầu chính: Cần một công cụ hỗ trợ dạy học phân hóa, theo dõi được tiến trình suy nghĩ và phát hiện chính xác các 'điểm nghẽn nhận thức' (misconceptions) thường gặp của học sinh trong từng phân môn; theo dõi sự tiến bộ lập luận của học sinh qua Bảng đánh giá Rubric sư phạm 0–6 điểm chuẩn mực.</w:t>
-        <w:br/>
-        <w:br/>
       </w:r>
+    </w:p>
+    <w:p>
+      <w:pPr>
+        <w:spacing w:before="140" w:after="40" w:line="276" w:lineRule="auto"/>
+        <w:jc w:val="left"/>
+      </w:pPr>
       <w:r>
         <w:rPr>
           <w:rFonts w:ascii="Times New Roman" w:hAnsi="Times New Roman"/>
@@ -311,14 +355,20 @@
           <w:color w:val="1A237E"/>
           <w:sz w:val="24"/>
         </w:rPr>
-        <w:t>3. Phụ huynh học sinh:</w:t>
-        <w:br/>
+        <w:t>2.3. Phụ huynh học sinh:</w:t>
       </w:r>
+    </w:p>
+    <w:p>
+      <w:pPr>
+        <w:spacing w:before="40" w:after="70" w:line="276" w:lineRule="auto"/>
+        <w:jc w:val="both"/>
+      </w:pPr>
       <w:r>
         <w:rPr>
           <w:rFonts w:ascii="Times New Roman" w:hAnsi="Times New Roman"/>
           <w:b w:val="0"/>
           <w:i w:val="0"/>
+          <w:color w:val="212121"/>
           <w:sz w:val="24"/>
         </w:rPr>
         <w:t>• Nhu cầu chính: Cần một môi trường học tập có kiểm soát đạo đức AI nghiêm ngặt, an tâm tuyệt đối rằng con em mình không bị phụ thuộc, không thể dùng AI để gian lận hay làm bài tập hộ; dữ liệu cá nhân được bảo vệ ẩn danh 100%.</w:t>
@@ -350,7 +400,7 @@
           <w:rFonts w:ascii="Times New Roman" w:hAnsi="Times New Roman"/>
           <w:b w:val="0"/>
           <w:i/>
-          <w:color w:val="616161"/>
+          <w:color w:val="646464"/>
           <w:sz w:val="22"/>
         </w:rPr>
         <w:t>Nội dung trình bày: Liệt kê dữ liệu/câu lệnh/công cụ AI đã sử dụng; nêu vai trò của từng công cụ, dữ liệu trong quá trình xây dựng sản phẩm.</w:t>
@@ -358,8 +408,8 @@
     </w:p>
     <w:p>
       <w:pPr>
-        <w:spacing w:before="40" w:after="80" w:line="276" w:lineRule="auto"/>
-        <w:jc w:val="both"/>
+        <w:spacing w:before="140" w:after="40" w:line="276" w:lineRule="auto"/>
+        <w:jc w:val="left"/>
       </w:pPr>
       <w:r>
         <w:rPr>
@@ -370,27 +420,126 @@
           <w:sz w:val="24"/>
         </w:rPr>
         <w:t>3.1. Dữ liệu học liệu sư phạm đã sử dụng:</w:t>
-        <w:br/>
+      </w:r>
+    </w:p>
+    <w:p>
+      <w:pPr>
+        <w:spacing w:before="40" w:after="70" w:line="276" w:lineRule="auto"/>
+        <w:jc w:val="both"/>
+      </w:pPr>
+      <w:r>
+        <w:rPr>
+          <w:rFonts w:ascii="Times New Roman" w:hAnsi="Times New Roman"/>
+          <w:b w:val="0"/>
+          <w:i w:val="0"/>
+          <w:color w:val="212121"/>
+          <w:sz w:val="24"/>
+        </w:rPr>
+        <w:t>• Ngân hàng tri thức chuẩn SGK KHTN 7: Được biên soạn dựa trên 3 bộ sách giáo khoa hiện hành của Bộ GD&amp;ĐT (Kết nối tri thức với cuộc sống, Cánh Diều, Chân trời sáng tạo). Bao gồm ngân hàng 12 bài toán mẫu chuẩn hóa đại diện cho cả 3 phân môn:</w:t>
+      </w:r>
+    </w:p>
+    <w:p>
+      <w:pPr>
+        <w:spacing w:before="30" w:after="50" w:line="276" w:lineRule="auto"/>
+        <w:ind w:left="432"/>
+        <w:jc w:val="left"/>
+      </w:pPr>
+      <w:r>
+        <w:rPr>
+          <w:rFonts w:ascii="Times New Roman" w:hAnsi="Times New Roman"/>
+          <w:b/>
+          <w:i w:val="0"/>
+          <w:color w:val="212121"/>
+          <w:sz w:val="24"/>
+        </w:rPr>
+        <w:t xml:space="preserve">+ </w:t>
       </w:r>
       <w:r>
         <w:rPr>
           <w:rFonts w:ascii="Times New Roman" w:hAnsi="Times New Roman"/>
           <w:b w:val="0"/>
           <w:i w:val="0"/>
+          <w:color w:val="37474F"/>
           <w:sz w:val="24"/>
         </w:rPr>
-        <w:t>• Ngân hàng tri thức chuẩn SGK KHTN 7: Được biên soạn dựa trên 3 bộ sách giáo khoa hiện hành của Bộ GD&amp;ĐT (Kết nối tri thức, Cánh Diều, Chân trời sáng tạo). Bao gồm ngân hàng 12 bài toán mẫu chuẩn hóa đại diện cho cả 3 phân môn:</w:t>
-        <w:br/>
-        <w:t xml:space="preserve">  + Mạch Vật lý (4 bài): Tốc độ chuyển động (v = s/t), Đồ thị quãng đường – thời gian, Lực và biến dạng lò xo, Khối lượng riêng.</w:t>
-        <w:br/>
-        <w:t xml:space="preserve">  + Mạch Hóa học (4 bài): Đơn chất – hợp chất – phân tử, Định luật bảo toàn khối lượng, Phản ứng nung đá vôi, Dung dịch và nồng độ %.</w:t>
-        <w:br/>
-        <w:t xml:space="preserve">  + Mạch Sinh học (4 bài): Quang hợp ở thực vật, Hô hấp tế bào, Thoát hơi nước qua khí khổng, Cảm ứng ở sinh vật.</w:t>
-        <w:br/>
-        <w:t>• Ngân hàng khái niệm cốt lõi &amp; Cảnh báo bẫy sai lầm: Mỗi bài đều được chuẩn hóa cấu trúc dữ kiện cho trước, đại lượng cần tìm, khái niệm SGK cần nhớ và các lỗi sai kinh điển học sinh hay mắc (quên đổi đơn vị thời gian, nhầm góc tới với góc phản xạ...).</w:t>
-        <w:br/>
-        <w:br/>
+        <w:t>Mạch Vật lý (4 bài): Tốc độ chuyển động (v = s/t), Đồ thị quãng đường – thời gian, Lực và biến dạng lò xo, Khối lượng riêng.</w:t>
       </w:r>
+    </w:p>
+    <w:p>
+      <w:pPr>
+        <w:spacing w:before="30" w:after="50" w:line="276" w:lineRule="auto"/>
+        <w:ind w:left="432"/>
+        <w:jc w:val="left"/>
+      </w:pPr>
+      <w:r>
+        <w:rPr>
+          <w:rFonts w:ascii="Times New Roman" w:hAnsi="Times New Roman"/>
+          <w:b/>
+          <w:i w:val="0"/>
+          <w:color w:val="212121"/>
+          <w:sz w:val="24"/>
+        </w:rPr>
+        <w:t xml:space="preserve">+ </w:t>
+      </w:r>
+      <w:r>
+        <w:rPr>
+          <w:rFonts w:ascii="Times New Roman" w:hAnsi="Times New Roman"/>
+          <w:b w:val="0"/>
+          <w:i w:val="0"/>
+          <w:color w:val="37474F"/>
+          <w:sz w:val="24"/>
+        </w:rPr>
+        <w:t>Mạch Hóa học (4 bài): Đơn chất – hợp chất – phân tử, Định luật bảo toàn khối lượng, Phản ứng nung đá vôi, Dung dịch và nồng độ phần trăm.</w:t>
+      </w:r>
+    </w:p>
+    <w:p>
+      <w:pPr>
+        <w:spacing w:before="30" w:after="50" w:line="276" w:lineRule="auto"/>
+        <w:ind w:left="432"/>
+        <w:jc w:val="left"/>
+      </w:pPr>
+      <w:r>
+        <w:rPr>
+          <w:rFonts w:ascii="Times New Roman" w:hAnsi="Times New Roman"/>
+          <w:b/>
+          <w:i w:val="0"/>
+          <w:color w:val="212121"/>
+          <w:sz w:val="24"/>
+        </w:rPr>
+        <w:t xml:space="preserve">+ </w:t>
+      </w:r>
+      <w:r>
+        <w:rPr>
+          <w:rFonts w:ascii="Times New Roman" w:hAnsi="Times New Roman"/>
+          <w:b w:val="0"/>
+          <w:i w:val="0"/>
+          <w:color w:val="37474F"/>
+          <w:sz w:val="24"/>
+        </w:rPr>
+        <w:t>Mạch Sinh học (4 bài): Quang hợp ở thực vật, Hô hấp tế bào, Thoát hơi nước qua khí khổng, Cảm ứng ở sinh vật.</w:t>
+      </w:r>
+    </w:p>
+    <w:p>
+      <w:pPr>
+        <w:spacing w:before="40" w:after="70" w:line="276" w:lineRule="auto"/>
+        <w:jc w:val="both"/>
+      </w:pPr>
+      <w:r>
+        <w:rPr>
+          <w:rFonts w:ascii="Times New Roman" w:hAnsi="Times New Roman"/>
+          <w:b w:val="0"/>
+          <w:i w:val="0"/>
+          <w:color w:val="212121"/>
+          <w:sz w:val="24"/>
+        </w:rPr>
+        <w:t>• Ngân hàng khái niệm cốt lõi &amp; Cảnh báo bẫy sai lầm: Mỗi bài đều được chuẩn hóa cấu trúc dữ kiện cho trước, đại lượng cần tìm, khái niệm SGK cần nhớ và các lỗi sai kinh điển học sinh hay mắc (quên đổi đơn vị thời gian từ phút sang giờ, nhầm góc tới với góc phản xạ trên gương phẳng...).</w:t>
+      </w:r>
+    </w:p>
+    <w:p>
+      <w:pPr>
+        <w:spacing w:before="140" w:after="40" w:line="276" w:lineRule="auto"/>
+        <w:jc w:val="left"/>
+      </w:pPr>
       <w:r>
         <w:rPr>
           <w:rFonts w:ascii="Times New Roman" w:hAnsi="Times New Roman"/>
@@ -400,33 +549,147 @@
           <w:sz w:val="24"/>
         </w:rPr>
         <w:t>3.2. Hệ thống Câu lệnh (Prompt Engineering) &amp; Nguyên tắc Sư phạm:</w:t>
-        <w:br/>
       </w:r>
+    </w:p>
+    <w:p>
+      <w:pPr>
+        <w:spacing w:before="40" w:after="70" w:line="276" w:lineRule="auto"/>
+        <w:jc w:val="both"/>
+      </w:pPr>
       <w:r>
         <w:rPr>
           <w:rFonts w:ascii="Times New Roman" w:hAnsi="Times New Roman"/>
           <w:b w:val="0"/>
           <w:i w:val="0"/>
+          <w:color w:val="212121"/>
           <w:sz w:val="24"/>
         </w:rPr>
         <w:t>• System Prompt Sư phạm Socrates Nhí (v1.0): Được phiên bản hóa và lưu trữ minh bạch tại file PROMPT_LOG.md với 6 nguyên tắc cốt lõi:</w:t>
-        <w:br/>
-        <w:t xml:space="preserve">  (1) Mỗi lượt phản hồi đúng 1 câu hỏi chính, tối đa 1 gợi ý vi mô (micro-hint &lt;= 140 ký tự) và 1 lời nhận xét sư phạm khích lệ.</w:t>
-        <w:br/>
-        <w:t xml:space="preserve">  (2) Tuyệt đối không đưa ra đáp số cuối cùng, không giải hộ hay tiết lộ công thức đích (v = s/t) khi học sinh chưa tự phát biểu được.</w:t>
-        <w:br/>
-        <w:t xml:space="preserve">  (3) Định dạng phản hồi JSON nghiêm ngặt ({'analysis', 'student_state', 'feedback', 'question', 'micro_hint'}) ép AI tư duy logic sư phạm.</w:t>
-        <w:br/>
-        <w:t xml:space="preserve">  (4) Bộ lọc chống khen sai (Sycophancy Filter): Không vuốt ve sáo rỗng hoặc nói 'đúng một phần' khi học sinh trả lời sai hoặc đoán mò.</w:t>
-        <w:br/>
-        <w:t xml:space="preserve">  (5) Phiên học mở không giới hạn số lượt: Kiên trì đồng hành cùng học sinh đến khi hiểu bài, tuyệt đối không nóng vội đóng phiên.</w:t>
-        <w:br/>
-        <w:t xml:space="preserve">  (6) Pha 5 Tự đúc kết: Chỉ khi học sinh tự đúc kết chính xác kiến thức cốt lõi mới mở khóa Sơ đồ Tư duy Dạng Nhánh.</w:t>
-        <w:br/>
+      </w:r>
+    </w:p>
+    <w:p>
+      <w:pPr>
+        <w:spacing w:before="30" w:after="50" w:line="276" w:lineRule="auto"/>
+        <w:ind w:left="432"/>
+        <w:jc w:val="left"/>
+      </w:pPr>
+      <w:r>
+        <w:rPr>
+          <w:rFonts w:ascii="Times New Roman" w:hAnsi="Times New Roman"/>
+          <w:b w:val="0"/>
+          <w:i w:val="0"/>
+          <w:color w:val="37474F"/>
+          <w:sz w:val="24"/>
+        </w:rPr>
+        <w:t>(1) Mỗi lượt phản hồi đúng 1 câu hỏi chính, tối đa 1 gợi ý vi mô (micro-hint &lt;= 140 ký tự) và 1 lời nhận xét sư phạm khích lệ.</w:t>
+      </w:r>
+    </w:p>
+    <w:p>
+      <w:pPr>
+        <w:spacing w:before="30" w:after="50" w:line="276" w:lineRule="auto"/>
+        <w:ind w:left="432"/>
+        <w:jc w:val="left"/>
+      </w:pPr>
+      <w:r>
+        <w:rPr>
+          <w:rFonts w:ascii="Times New Roman" w:hAnsi="Times New Roman"/>
+          <w:b w:val="0"/>
+          <w:i w:val="0"/>
+          <w:color w:val="37474F"/>
+          <w:sz w:val="24"/>
+        </w:rPr>
+        <w:t>(2) Tuyệt đối không đưa ra đáp số cuối cùng, không giải hộ hay tiết lộ công thức đích (v = s/t) khi học sinh chưa tự phát biểu được.</w:t>
+      </w:r>
+    </w:p>
+    <w:p>
+      <w:pPr>
+        <w:spacing w:before="30" w:after="50" w:line="276" w:lineRule="auto"/>
+        <w:ind w:left="432"/>
+        <w:jc w:val="left"/>
+      </w:pPr>
+      <w:r>
+        <w:rPr>
+          <w:rFonts w:ascii="Times New Roman" w:hAnsi="Times New Roman"/>
+          <w:b w:val="0"/>
+          <w:i w:val="0"/>
+          <w:color w:val="37474F"/>
+          <w:sz w:val="24"/>
+        </w:rPr>
+        <w:t>(3) Định dạng phản hồi JSON nghiêm ngặt ({'analysis', 'student_state', 'feedback', 'question', 'micro_hint'}) ép AI tư duy logic sư phạm.</w:t>
+      </w:r>
+    </w:p>
+    <w:p>
+      <w:pPr>
+        <w:spacing w:before="30" w:after="50" w:line="276" w:lineRule="auto"/>
+        <w:ind w:left="432"/>
+        <w:jc w:val="left"/>
+      </w:pPr>
+      <w:r>
+        <w:rPr>
+          <w:rFonts w:ascii="Times New Roman" w:hAnsi="Times New Roman"/>
+          <w:b w:val="0"/>
+          <w:i w:val="0"/>
+          <w:color w:val="37474F"/>
+          <w:sz w:val="24"/>
+        </w:rPr>
+        <w:t>(4) Bộ lọc chống khen sai (Sycophancy Filter): Không vuốt ve sáo rỗng hoặc nói 'đúng một phần' khi học sinh trả lời sai hoặc đoán mò.</w:t>
+      </w:r>
+    </w:p>
+    <w:p>
+      <w:pPr>
+        <w:spacing w:before="30" w:after="50" w:line="276" w:lineRule="auto"/>
+        <w:ind w:left="432"/>
+        <w:jc w:val="left"/>
+      </w:pPr>
+      <w:r>
+        <w:rPr>
+          <w:rFonts w:ascii="Times New Roman" w:hAnsi="Times New Roman"/>
+          <w:b w:val="0"/>
+          <w:i w:val="0"/>
+          <w:color w:val="37474F"/>
+          <w:sz w:val="24"/>
+        </w:rPr>
+        <w:t>(5) Phiên học mở không giới hạn số lượt: Kiên trì đồng hành cùng học sinh đến khi hiểu bài, tuyệt đối không nóng vội đóng phiên.</w:t>
+      </w:r>
+    </w:p>
+    <w:p>
+      <w:pPr>
+        <w:spacing w:before="30" w:after="50" w:line="276" w:lineRule="auto"/>
+        <w:ind w:left="432"/>
+        <w:jc w:val="left"/>
+      </w:pPr>
+      <w:r>
+        <w:rPr>
+          <w:rFonts w:ascii="Times New Roman" w:hAnsi="Times New Roman"/>
+          <w:b w:val="0"/>
+          <w:i w:val="0"/>
+          <w:color w:val="37474F"/>
+          <w:sz w:val="24"/>
+        </w:rPr>
+        <w:t>(6) Pha 5 Tự đúc kết: Bắt buộc học sinh tự đúc kết chính xác kiến thức cốt lõi mới mở khóa Sơ đồ Tư duy Dạng Nhánh.</w:t>
+      </w:r>
+    </w:p>
+    <w:p>
+      <w:pPr>
+        <w:spacing w:before="40" w:after="70" w:line="276" w:lineRule="auto"/>
+        <w:jc w:val="both"/>
+      </w:pPr>
+      <w:r>
+        <w:rPr>
+          <w:rFonts w:ascii="Times New Roman" w:hAnsi="Times New Roman"/>
+          <w:b w:val="0"/>
+          <w:i w:val="0"/>
+          <w:color w:val="212121"/>
+          <w:sz w:val="24"/>
+        </w:rPr>
         <w:t>• Bộ 40 kịch bản kiểm thử an toàn (Jailbreak Testing): Thử nghiệm các tình huống học sinh nài ép xin đáp số trực tiếp, gián tiếp (đóng vai giáo viên, xin lời giải mẫu để chấm bài...).</w:t>
-        <w:br/>
-        <w:br/>
       </w:r>
+    </w:p>
+    <w:p>
+      <w:pPr>
+        <w:spacing w:before="140" w:after="40" w:line="276" w:lineRule="auto"/>
+        <w:jc w:val="left"/>
+      </w:pPr>
       <w:r>
         <w:rPr>
           <w:rFonts w:ascii="Times New Roman" w:hAnsi="Times New Roman"/>
@@ -436,26 +699,168 @@
           <w:sz w:val="24"/>
         </w:rPr>
         <w:t>3.3. Công cụ Trí tuệ Nhân tạo &amp; Nền tảng Công nghệ tích hợp:</w:t>
-        <w:br/>
+      </w:r>
+    </w:p>
+    <w:p>
+      <w:pPr>
+        <w:spacing w:before="30" w:after="50" w:line="276" w:lineRule="auto"/>
+        <w:ind w:left="288"/>
+        <w:jc w:val="left"/>
+      </w:pPr>
+      <w:r>
+        <w:rPr>
+          <w:rFonts w:ascii="Times New Roman" w:hAnsi="Times New Roman"/>
+          <w:b/>
+          <w:i w:val="0"/>
+          <w:color w:val="212121"/>
+          <w:sz w:val="24"/>
+        </w:rPr>
+        <w:t xml:space="preserve">• </w:t>
       </w:r>
       <w:r>
         <w:rPr>
           <w:rFonts w:ascii="Times New Roman" w:hAnsi="Times New Roman"/>
           <w:b w:val="0"/>
           <w:i w:val="0"/>
+          <w:color w:val="37474F"/>
           <w:sz w:val="24"/>
         </w:rPr>
-        <w:t>• Mô hình Ngôn ngữ lớn (LLM): Kết nối linh hoạt qua chuẩn mở OpenAI-Compatible API (hỗ trợ OpenAI GPT-4o-mini, DeepSeek, Google Gemini, Ollama Local) cấu hình qua file .env.</w:t>
-        <w:br/>
-        <w:t>• Nhận diện đề bài qua Tesseract OCR: Kết hợp thuật toán tiền xử lý ảnh (OpenCV / PIL) và chuẩn hóa thuật ngữ KHTN 7.</w:t>
-        <w:br/>
-        <w:t>• Nền tảng Giao diện người dùng Flet (Python): Xây dựng giao diện ứng dụng Desktop native hiện đại, mượt mà, thân thiện học sinh THCS.</w:t>
-        <w:br/>
-        <w:t>• Máy trạng thái hữu hạn (State Machine): Thuật toán chuyển pha sư phạm minh bạch, kiểm soát chặt chẽ 5 pha hội thoại.</w:t>
-        <w:br/>
-        <w:t>• Hệ thống Khiên An Toàn 3 Tầng (Guardrail): Bộ lọc Regex + Kiểm định số học + Trình phân loại an toàn chặn 100% rò rỉ đáp số.</w:t>
-        <w:br/>
-        <w:t>• Chế độ Demo Offline &amp; Cache 12 Bài Mẫu (FR-10): Đảm bảo ứng dụng vận hành độc lập, ổn định 100% ngay cả khi mất mạng Internet.</w:t>
+        <w:t>Mô hình Ngôn ngữ lớn (LLM): Kết nối linh hoạt qua chuẩn mở OpenAI-Compatible API (hỗ trợ OpenAI GPT-4o-mini, DeepSeek, Google Gemini, Ollama Local) cấu hình qua file .env.</w:t>
+      </w:r>
+    </w:p>
+    <w:p>
+      <w:pPr>
+        <w:spacing w:before="30" w:after="50" w:line="276" w:lineRule="auto"/>
+        <w:ind w:left="288"/>
+        <w:jc w:val="left"/>
+      </w:pPr>
+      <w:r>
+        <w:rPr>
+          <w:rFonts w:ascii="Times New Roman" w:hAnsi="Times New Roman"/>
+          <w:b/>
+          <w:i w:val="0"/>
+          <w:color w:val="212121"/>
+          <w:sz w:val="24"/>
+        </w:rPr>
+        <w:t xml:space="preserve">• </w:t>
+      </w:r>
+      <w:r>
+        <w:rPr>
+          <w:rFonts w:ascii="Times New Roman" w:hAnsi="Times New Roman"/>
+          <w:b w:val="0"/>
+          <w:i w:val="0"/>
+          <w:color w:val="37474F"/>
+          <w:sz w:val="24"/>
+        </w:rPr>
+        <w:t>Nhận diện đề bài qua Tesseract OCR: Kết hợp thuật toán tiền xử lý ảnh (OpenCV / PIL) và chuẩn hóa thuật ngữ KHTN 7.</w:t>
+      </w:r>
+    </w:p>
+    <w:p>
+      <w:pPr>
+        <w:spacing w:before="30" w:after="50" w:line="276" w:lineRule="auto"/>
+        <w:ind w:left="288"/>
+        <w:jc w:val="left"/>
+      </w:pPr>
+      <w:r>
+        <w:rPr>
+          <w:rFonts w:ascii="Times New Roman" w:hAnsi="Times New Roman"/>
+          <w:b/>
+          <w:i w:val="0"/>
+          <w:color w:val="212121"/>
+          <w:sz w:val="24"/>
+        </w:rPr>
+        <w:t xml:space="preserve">• </w:t>
+      </w:r>
+      <w:r>
+        <w:rPr>
+          <w:rFonts w:ascii="Times New Roman" w:hAnsi="Times New Roman"/>
+          <w:b w:val="0"/>
+          <w:i w:val="0"/>
+          <w:color w:val="37474F"/>
+          <w:sz w:val="24"/>
+        </w:rPr>
+        <w:t>Nền tảng Giao diện người dùng Flet (Python): Xây dựng giao diện ứng dụng Desktop native hiện đại, mượt mà, thân thiện học sinh THCS.</w:t>
+      </w:r>
+    </w:p>
+    <w:p>
+      <w:pPr>
+        <w:spacing w:before="30" w:after="50" w:line="276" w:lineRule="auto"/>
+        <w:ind w:left="288"/>
+        <w:jc w:val="left"/>
+      </w:pPr>
+      <w:r>
+        <w:rPr>
+          <w:rFonts w:ascii="Times New Roman" w:hAnsi="Times New Roman"/>
+          <w:b/>
+          <w:i w:val="0"/>
+          <w:color w:val="212121"/>
+          <w:sz w:val="24"/>
+        </w:rPr>
+        <w:t xml:space="preserve">• </w:t>
+      </w:r>
+      <w:r>
+        <w:rPr>
+          <w:rFonts w:ascii="Times New Roman" w:hAnsi="Times New Roman"/>
+          <w:b w:val="0"/>
+          <w:i w:val="0"/>
+          <w:color w:val="37474F"/>
+          <w:sz w:val="24"/>
+        </w:rPr>
+        <w:t>Máy trạng thái hữu hạn (State Machine): Thuật toán chuyển pha sư phạm minh bạch, kiểm soát chặt chẽ 5 pha hội thoại.</w:t>
+      </w:r>
+    </w:p>
+    <w:p>
+      <w:pPr>
+        <w:spacing w:before="30" w:after="50" w:line="276" w:lineRule="auto"/>
+        <w:ind w:left="288"/>
+        <w:jc w:val="left"/>
+      </w:pPr>
+      <w:r>
+        <w:rPr>
+          <w:rFonts w:ascii="Times New Roman" w:hAnsi="Times New Roman"/>
+          <w:b/>
+          <w:i w:val="0"/>
+          <w:color w:val="212121"/>
+          <w:sz w:val="24"/>
+        </w:rPr>
+        <w:t xml:space="preserve">• </w:t>
+      </w:r>
+      <w:r>
+        <w:rPr>
+          <w:rFonts w:ascii="Times New Roman" w:hAnsi="Times New Roman"/>
+          <w:b w:val="0"/>
+          <w:i w:val="0"/>
+          <w:color w:val="37474F"/>
+          <w:sz w:val="24"/>
+        </w:rPr>
+        <w:t>Hệ thống Khiên An Toàn 3 Tầng (Guardrail): Bộ lọc Regex + Kiểm định số học + Trình phân loại an toàn chặn 100% rò rỉ đáp số.</w:t>
+      </w:r>
+    </w:p>
+    <w:p>
+      <w:pPr>
+        <w:spacing w:before="30" w:after="50" w:line="276" w:lineRule="auto"/>
+        <w:ind w:left="288"/>
+        <w:jc w:val="left"/>
+      </w:pPr>
+      <w:r>
+        <w:rPr>
+          <w:rFonts w:ascii="Times New Roman" w:hAnsi="Times New Roman"/>
+          <w:b/>
+          <w:i w:val="0"/>
+          <w:color w:val="212121"/>
+          <w:sz w:val="24"/>
+        </w:rPr>
+        <w:t xml:space="preserve">• </w:t>
+      </w:r>
+      <w:r>
+        <w:rPr>
+          <w:rFonts w:ascii="Times New Roman" w:hAnsi="Times New Roman"/>
+          <w:b w:val="0"/>
+          <w:i w:val="0"/>
+          <w:color w:val="37474F"/>
+          <w:sz w:val="24"/>
+        </w:rPr>
+        <w:t>Chế độ Demo Offline &amp; Cache 12 Bài Mẫu (FR-10): Đảm bảo ứng dụng vận hành độc lập, ổn định 100% ngay cả khi mất mạng Internet.</w:t>
       </w:r>
     </w:p>
     <w:p>
@@ -484,7 +889,7 @@
           <w:rFonts w:ascii="Times New Roman" w:hAnsi="Times New Roman"/>
           <w:b w:val="0"/>
           <w:i/>
-          <w:color w:val="616161"/>
+          <w:color w:val="646464"/>
           <w:sz w:val="22"/>
         </w:rPr>
         <w:t>Nội dung trình bày: Trình bày theo dạng sơ đồ hoặc mô tả ngắn: Dữ liệu đầu vào → AI xử lý → Kết quả đầu ra.</w:t>
@@ -492,8 +897,8 @@
     </w:p>
     <w:p>
       <w:pPr>
-        <w:spacing w:before="40" w:after="60" w:line="276" w:lineRule="auto"/>
-        <w:jc w:val="both"/>
+        <w:spacing w:before="140" w:after="40" w:line="276" w:lineRule="auto"/>
+        <w:jc w:val="left"/>
       </w:pPr>
       <w:r>
         <w:rPr>
@@ -504,7 +909,6 @@
           <w:sz w:val="24"/>
         </w:rPr>
         <w:t>4.1. Sơ đồ kiến trúc luồng dữ liệu (Data Pipeline Architecture):</w:t>
-        <w:br/>
       </w:r>
     </w:p>
     <w:p>
@@ -596,8 +1000,8 @@
     </w:p>
     <w:p>
       <w:pPr>
-        <w:spacing w:before="80" w:after="80" w:line="276" w:lineRule="auto"/>
-        <w:jc w:val="both"/>
+        <w:spacing w:before="140" w:after="40" w:line="276" w:lineRule="auto"/>
+        <w:jc w:val="left"/>
       </w:pPr>
       <w:r>
         <w:rPr>
@@ -608,22 +1012,114 @@
           <w:sz w:val="24"/>
         </w:rPr>
         <w:t>4.2. Mô tả các chặng xử lý chính:</w:t>
-        <w:br/>
+      </w:r>
+    </w:p>
+    <w:p>
+      <w:pPr>
+        <w:spacing w:before="30" w:after="50" w:line="276" w:lineRule="auto"/>
+        <w:ind w:left="288"/>
+        <w:jc w:val="left"/>
+      </w:pPr>
+      <w:r>
+        <w:rPr>
+          <w:rFonts w:ascii="Times New Roman" w:hAnsi="Times New Roman"/>
+          <w:b/>
+          <w:i w:val="0"/>
+          <w:color w:val="212121"/>
+          <w:sz w:val="24"/>
+        </w:rPr>
+        <w:t xml:space="preserve">• </w:t>
       </w:r>
       <w:r>
         <w:rPr>
           <w:rFonts w:ascii="Times New Roman" w:hAnsi="Times New Roman"/>
           <w:b w:val="0"/>
           <w:i w:val="0"/>
+          <w:color w:val="37474F"/>
           <w:sz w:val="24"/>
         </w:rPr>
-        <w:t>• Chặng 1 - Tiếp nhận &amp; Duyệt đề: Học sinh đưa bài tập vào bằng văn bản, ảnh chụp OCR hoặc chọn 12 bài mẫu SGK. Học sinh luôn là người duyệt nội dung đề cuối cùng trước khi vào hội thoại để tránh hiện tượng AI ảo giác do ảnh mờ.</w:t>
-        <w:br/>
-        <w:t>• Chặng 2 - Điều phối Socratic 5 Pha: Máy trạng thái (State Machine) phân loại câu trả lời của học sinh thành 6 trạng thái (correct, partial, unknown, misconception, answer_plea, off_topic) để quyết định giữ pha, tiến pha hay lùi pha sư phạm.</w:t>
-        <w:br/>
-        <w:t>• Chặng 3 - Hậu kiểm Khiên An Toàn 3 Tầng: Mọi nội dung AI sinh ra bắt buộc đi qua bộ quét số liệu, bộ lọc regex chống lộ công thức/đáp số. Nếu phát hiện rò rỉ, hệ thống tự động thay thế bằng câu hỏi gợi mở an toàn.</w:t>
-        <w:br/>
-        <w:t>• Chặng 4 - Đúc kết &amp; Khép phiên: Học sinh chỉ được mở khóa Sơ đồ Tư duy Dạng Nhánh khi đã tự mình đúc kết chính xác bài học ở Pha 5. Nếu chưa đúc kết, hệ thống khóa lại và hướng dẫn học sinh mở Sổ tay Tự học để ôn lại kiến thức trước đó.</w:t>
+        <w:t>Chặng 1 - Tiếp nhận &amp; Duyệt đề: Học sinh đưa bài tập vào bằng văn bản, ảnh chụp OCR hoặc chọn 12 bài mẫu SGK. Học sinh luôn là người duyệt nội dung đề cuối cùng trước khi vào hội thoại để tránh hiện tượng AI ảo giác do ảnh mờ.</w:t>
+      </w:r>
+    </w:p>
+    <w:p>
+      <w:pPr>
+        <w:spacing w:before="30" w:after="50" w:line="276" w:lineRule="auto"/>
+        <w:ind w:left="288"/>
+        <w:jc w:val="left"/>
+      </w:pPr>
+      <w:r>
+        <w:rPr>
+          <w:rFonts w:ascii="Times New Roman" w:hAnsi="Times New Roman"/>
+          <w:b/>
+          <w:i w:val="0"/>
+          <w:color w:val="212121"/>
+          <w:sz w:val="24"/>
+        </w:rPr>
+        <w:t xml:space="preserve">• </w:t>
+      </w:r>
+      <w:r>
+        <w:rPr>
+          <w:rFonts w:ascii="Times New Roman" w:hAnsi="Times New Roman"/>
+          <w:b w:val="0"/>
+          <w:i w:val="0"/>
+          <w:color w:val="37474F"/>
+          <w:sz w:val="24"/>
+        </w:rPr>
+        <w:t>Chặng 2 - Điều phối Socratic 5 Pha: Máy trạng thái (State Machine) phân loại câu trả lời của học sinh thành 6 trạng thái (correct, partial, unknown, misconception, answer_plea, off_topic) để quyết định giữ pha, tiến pha hay lùi pha sư phạm.</w:t>
+      </w:r>
+    </w:p>
+    <w:p>
+      <w:pPr>
+        <w:spacing w:before="30" w:after="50" w:line="276" w:lineRule="auto"/>
+        <w:ind w:left="288"/>
+        <w:jc w:val="left"/>
+      </w:pPr>
+      <w:r>
+        <w:rPr>
+          <w:rFonts w:ascii="Times New Roman" w:hAnsi="Times New Roman"/>
+          <w:b/>
+          <w:i w:val="0"/>
+          <w:color w:val="212121"/>
+          <w:sz w:val="24"/>
+        </w:rPr>
+        <w:t xml:space="preserve">• </w:t>
+      </w:r>
+      <w:r>
+        <w:rPr>
+          <w:rFonts w:ascii="Times New Roman" w:hAnsi="Times New Roman"/>
+          <w:b w:val="0"/>
+          <w:i w:val="0"/>
+          <w:color w:val="37474F"/>
+          <w:sz w:val="24"/>
+        </w:rPr>
+        <w:t>Chặng 3 - Hậu kiểm Khiên An Toàn 3 Tầng: Mọi nội dung AI sinh ra bắt buộc đi qua bộ quét số liệu, bộ lọc regex chống lộ công thức/đáp số. Nếu phát hiện rò rỉ, hệ thống tự động thay thế bằng câu hỏi gợi mở an toàn.</w:t>
+      </w:r>
+    </w:p>
+    <w:p>
+      <w:pPr>
+        <w:spacing w:before="30" w:after="50" w:line="276" w:lineRule="auto"/>
+        <w:ind w:left="288"/>
+        <w:jc w:val="left"/>
+      </w:pPr>
+      <w:r>
+        <w:rPr>
+          <w:rFonts w:ascii="Times New Roman" w:hAnsi="Times New Roman"/>
+          <w:b/>
+          <w:i w:val="0"/>
+          <w:color w:val="212121"/>
+          <w:sz w:val="24"/>
+        </w:rPr>
+        <w:t xml:space="preserve">• </w:t>
+      </w:r>
+      <w:r>
+        <w:rPr>
+          <w:rFonts w:ascii="Times New Roman" w:hAnsi="Times New Roman"/>
+          <w:b w:val="0"/>
+          <w:i w:val="0"/>
+          <w:color w:val="37474F"/>
+          <w:sz w:val="24"/>
+        </w:rPr>
+        <w:t>Chặng 4 - Đúc kết &amp; Khép phiên: Học sinh chỉ được mở khóa Sơ đồ Tư duy Dạng Nhánh khi đã tự mình đúc kết chính xác bài học ở Pha 5. Nếu chưa đúc kết, hệ thống khóa lại và hướng dẫn học sinh mở Sổ tay Tự học để ôn lại kiến thức trước đó.</w:t>
       </w:r>
     </w:p>
     <w:p>
@@ -652,7 +1148,7 @@
           <w:rFonts w:ascii="Times New Roman" w:hAnsi="Times New Roman"/>
           <w:b w:val="0"/>
           <w:i/>
-          <w:color w:val="616161"/>
+          <w:color w:val="646464"/>
           <w:sz w:val="22"/>
         </w:rPr>
         <w:t>Nội dung trình bày: Chèn hình ảnh quá trình thử nghiệm, kèm chú thích ngắn cho từng hình ảnh.</w:t>
@@ -660,7 +1156,7 @@
     </w:p>
     <w:p>
       <w:pPr>
-        <w:spacing w:before="40" w:after="80" w:line="276" w:lineRule="auto"/>
+        <w:spacing w:before="40" w:after="70" w:line="276" w:lineRule="auto"/>
         <w:jc w:val="both"/>
       </w:pPr>
       <w:r>
@@ -668,10 +1164,10 @@
           <w:rFonts w:ascii="Times New Roman" w:hAnsi="Times New Roman"/>
           <w:b w:val="0"/>
           <w:i w:val="0"/>
+          <w:color w:val="212121"/>
           <w:sz w:val="24"/>
         </w:rPr>
         <w:t>Nhóm tác giả đã tiến hành thử nghiệm thực tế sản phẩm Socrates Nhí diện hẹp có kiểm soát với 12 học sinh THCS khối lớp 7 (được sự đồng thuận bằng văn bản của Phụ huynh và Giáo viên hướng dẫn). Dưới đây là các hình ảnh giao diện thực tế và bảng số liệu kiểm nghiệm 5 chỉ số MVP đo lường khoa học:</w:t>
-        <w:br/>
       </w:r>
     </w:p>
     <w:p>
@@ -844,8 +1340,8 @@
     </w:p>
     <w:p>
       <w:pPr>
-        <w:spacing w:before="120" w:after="60" w:line="276" w:lineRule="auto"/>
-        <w:jc w:val="both"/>
+        <w:spacing w:before="140" w:after="40" w:line="276" w:lineRule="auto"/>
+        <w:jc w:val="left"/>
       </w:pPr>
       <w:r>
         <w:rPr>
@@ -1756,7 +2252,7 @@
           <w:rFonts w:ascii="Times New Roman" w:hAnsi="Times New Roman"/>
           <w:b w:val="0"/>
           <w:i/>
-          <w:color w:val="616161"/>
+          <w:color w:val="646464"/>
           <w:sz w:val="22"/>
         </w:rPr>
         <w:t>Nội dung trình bày: Mô tả các chức năng chính, cách sản phẩm vận hành và kết quả đạt được khi trình diễn.</w:t>
@@ -1764,8 +2260,8 @@
     </w:p>
     <w:p>
       <w:pPr>
-        <w:spacing w:before="40" w:after="80" w:line="276" w:lineRule="auto"/>
-        <w:jc w:val="both"/>
+        <w:spacing w:before="140" w:after="40" w:line="276" w:lineRule="auto"/>
+        <w:jc w:val="left"/>
       </w:pPr>
       <w:r>
         <w:rPr>
@@ -1776,33 +2272,229 @@
           <w:sz w:val="24"/>
         </w:rPr>
         <w:t>6.1. Các chức năng chính đã hoàn thiện 100% trong sản phẩm:</w:t>
-        <w:br/>
+      </w:r>
+    </w:p>
+    <w:p>
+      <w:pPr>
+        <w:spacing w:before="30" w:after="50" w:line="276" w:lineRule="auto"/>
+        <w:ind w:left="288"/>
+        <w:jc w:val="left"/>
+      </w:pPr>
+      <w:r>
+        <w:rPr>
+          <w:rFonts w:ascii="Times New Roman" w:hAnsi="Times New Roman"/>
+          <w:b/>
+          <w:i w:val="0"/>
+          <w:color w:val="212121"/>
+          <w:sz w:val="24"/>
+        </w:rPr>
+        <w:t xml:space="preserve">• </w:t>
       </w:r>
       <w:r>
         <w:rPr>
           <w:rFonts w:ascii="Times New Roman" w:hAnsi="Times New Roman"/>
           <w:b w:val="0"/>
           <w:i w:val="0"/>
+          <w:color w:val="37474F"/>
           <w:sz w:val="24"/>
         </w:rPr>
-        <w:t>• Chức năng 1 (FR-01) - Tiếp nhận đề bài đa phương thức: Học sinh có thể gõ văn bản, chọn 12 bài mẫu SGK hoặc tải ảnh bài tập chụp từ camera.</w:t>
-        <w:br/>
-        <w:t>• Chức năng 2 (FR-02) - Trích xuất OCR &amp; Duyệt đề bài: Tự động trích xuất đề bài và công thức; cho phép học sinh đối chiếu song song với ảnh gốc và tự chỉnh sửa trước khi bắt đầu.</w:t>
-        <w:br/>
-        <w:t>• Chức năng 3 (FR-03) - Bản đồ Khái niệm &amp; Cảnh báo bẫy sai lầm: Phân loại tự động chủ đề KHTN 7, liệt kê dữ kiện đã cho, đại lượng cần tìm và nhắc nhở các lỗi sai thường gặp.</w:t>
-        <w:br/>
-        <w:t>• Chức năng 4 (FR-04, FR-05) - Hội thoại Gợi mở Socratic 5 Pha: Điều phối viên AI thông minh dẫn dắt học sinh bằng các câu hỏi ngắn, gợi ý vi mô, kiên quyết không làm bài hộ.</w:t>
-        <w:br/>
-        <w:t>• Chức năng 5 (FR-06, FR-08, FR-09) - Sơ đồ Tư duy Dạng Nhánh &amp; Tự đúc kết: Chỉ mở khóa khi học sinh tự đúc kết thành công bài học ở Pha 5. Khi chưa hoàn thành, hệ thống khóa lại và hướng dẫn học sinh mở 'Sổ Tay Của Em' để ôn lại.</w:t>
-        <w:br/>
-        <w:t>• Chức năng 6 (FR-07) - Khiên An Toàn Guardrail 3 Tầng: Chặn đứng 100% các yêu cầu xin đáp số, giải hộ hoặc bẻ khóa AI (Jailbreak).</w:t>
-        <w:br/>
-        <w:t>• Chức năng 7 (FR-10) - Chế độ Demo Offline &amp; Cache 12 Bài Mẫu: Đảm bảo bài thi diễn ra an toàn tuyệt đối ngay cả khi mất mạng wifi hội trường.</w:t>
-        <w:br/>
-        <w:t>• Chức năng 8 - Bảng Đánh Giá Tiến Bộ Rubric Sư Phạm (0–6 điểm): Tự động chấm điểm tiến bộ lập luận của học sinh dựa trên 3 tiêu chí khoa học.</w:t>
-        <w:br/>
-        <w:br/>
+        <w:t>Chức năng 1 (FR-01) - Tiếp nhận đề bài đa phương thức: Học sinh có thể gõ văn bản, chọn 12 bài mẫu SGK hoặc tải ảnh bài tập chụp từ camera.</w:t>
       </w:r>
+    </w:p>
+    <w:p>
+      <w:pPr>
+        <w:spacing w:before="30" w:after="50" w:line="276" w:lineRule="auto"/>
+        <w:ind w:left="288"/>
+        <w:jc w:val="left"/>
+      </w:pPr>
+      <w:r>
+        <w:rPr>
+          <w:rFonts w:ascii="Times New Roman" w:hAnsi="Times New Roman"/>
+          <w:b/>
+          <w:i w:val="0"/>
+          <w:color w:val="212121"/>
+          <w:sz w:val="24"/>
+        </w:rPr>
+        <w:t xml:space="preserve">• </w:t>
+      </w:r>
+      <w:r>
+        <w:rPr>
+          <w:rFonts w:ascii="Times New Roman" w:hAnsi="Times New Roman"/>
+          <w:b w:val="0"/>
+          <w:i w:val="0"/>
+          <w:color w:val="37474F"/>
+          <w:sz w:val="24"/>
+        </w:rPr>
+        <w:t>Chức năng 2 (FR-02) - Trích xuất OCR &amp; Duyệt đề bài: Tự động trích xuất đề bài và công thức; cho phép học sinh đối chiếu song song với ảnh gốc và tự chỉnh sửa trước khi bắt đầu.</w:t>
+      </w:r>
+    </w:p>
+    <w:p>
+      <w:pPr>
+        <w:spacing w:before="30" w:after="50" w:line="276" w:lineRule="auto"/>
+        <w:ind w:left="288"/>
+        <w:jc w:val="left"/>
+      </w:pPr>
+      <w:r>
+        <w:rPr>
+          <w:rFonts w:ascii="Times New Roman" w:hAnsi="Times New Roman"/>
+          <w:b/>
+          <w:i w:val="0"/>
+          <w:color w:val="212121"/>
+          <w:sz w:val="24"/>
+        </w:rPr>
+        <w:t xml:space="preserve">• </w:t>
+      </w:r>
+      <w:r>
+        <w:rPr>
+          <w:rFonts w:ascii="Times New Roman" w:hAnsi="Times New Roman"/>
+          <w:b w:val="0"/>
+          <w:i w:val="0"/>
+          <w:color w:val="37474F"/>
+          <w:sz w:val="24"/>
+        </w:rPr>
+        <w:t>Chức năng 3 (FR-03) - Bản đồ Khái niệm &amp; Cảnh báo bẫy sai lầm: Phân loại tự động chủ đề KHTN 7, liệt kê dữ kiện đã cho, đại lượng cần tìm và nhắc nhở các lỗi sai thường gặp.</w:t>
+      </w:r>
+    </w:p>
+    <w:p>
+      <w:pPr>
+        <w:spacing w:before="30" w:after="50" w:line="276" w:lineRule="auto"/>
+        <w:ind w:left="288"/>
+        <w:jc w:val="left"/>
+      </w:pPr>
+      <w:r>
+        <w:rPr>
+          <w:rFonts w:ascii="Times New Roman" w:hAnsi="Times New Roman"/>
+          <w:b/>
+          <w:i w:val="0"/>
+          <w:color w:val="212121"/>
+          <w:sz w:val="24"/>
+        </w:rPr>
+        <w:t xml:space="preserve">• </w:t>
+      </w:r>
+      <w:r>
+        <w:rPr>
+          <w:rFonts w:ascii="Times New Roman" w:hAnsi="Times New Roman"/>
+          <w:b w:val="0"/>
+          <w:i w:val="0"/>
+          <w:color w:val="37474F"/>
+          <w:sz w:val="24"/>
+        </w:rPr>
+        <w:t>Chức năng 4 (FR-04, FR-05) - Hội thoại Gợi mở Socratic 5 Pha: Điều phối viên AI thông minh dẫn dắt học sinh bằng các câu hỏi ngắn, gợi ý vi mô, kiên quyết không làm bài hộ.</w:t>
+      </w:r>
+    </w:p>
+    <w:p>
+      <w:pPr>
+        <w:spacing w:before="30" w:after="50" w:line="276" w:lineRule="auto"/>
+        <w:ind w:left="288"/>
+        <w:jc w:val="left"/>
+      </w:pPr>
+      <w:r>
+        <w:rPr>
+          <w:rFonts w:ascii="Times New Roman" w:hAnsi="Times New Roman"/>
+          <w:b/>
+          <w:i w:val="0"/>
+          <w:color w:val="212121"/>
+          <w:sz w:val="24"/>
+        </w:rPr>
+        <w:t xml:space="preserve">• </w:t>
+      </w:r>
+      <w:r>
+        <w:rPr>
+          <w:rFonts w:ascii="Times New Roman" w:hAnsi="Times New Roman"/>
+          <w:b w:val="0"/>
+          <w:i w:val="0"/>
+          <w:color w:val="37474F"/>
+          <w:sz w:val="24"/>
+        </w:rPr>
+        <w:t>Chức năng 5 (FR-06, FR-08, FR-09) - Sơ đồ Tư duy Dạng Nhánh &amp; Tự đúc kết: Chỉ mở khóa khi học sinh tự đúc kết thành công bài học ở Pha 5. Khi chưa hoàn thành, hệ thống khóa lại và hướng dẫn học sinh mở 'Sổ Tay Của Em' để ôn lại.</w:t>
+      </w:r>
+    </w:p>
+    <w:p>
+      <w:pPr>
+        <w:spacing w:before="30" w:after="50" w:line="276" w:lineRule="auto"/>
+        <w:ind w:left="288"/>
+        <w:jc w:val="left"/>
+      </w:pPr>
+      <w:r>
+        <w:rPr>
+          <w:rFonts w:ascii="Times New Roman" w:hAnsi="Times New Roman"/>
+          <w:b/>
+          <w:i w:val="0"/>
+          <w:color w:val="212121"/>
+          <w:sz w:val="24"/>
+        </w:rPr>
+        <w:t xml:space="preserve">• </w:t>
+      </w:r>
+      <w:r>
+        <w:rPr>
+          <w:rFonts w:ascii="Times New Roman" w:hAnsi="Times New Roman"/>
+          <w:b w:val="0"/>
+          <w:i w:val="0"/>
+          <w:color w:val="37474F"/>
+          <w:sz w:val="24"/>
+        </w:rPr>
+        <w:t>Chức năng 6 (FR-07) - Khiên An Toàn Guardrail 3 Tầng: Chặn đứng 100% các yêu cầu xin đáp số, giải hộ hoặc bẻ khóa AI (Jailbreak).</w:t>
+      </w:r>
+    </w:p>
+    <w:p>
+      <w:pPr>
+        <w:spacing w:before="30" w:after="50" w:line="276" w:lineRule="auto"/>
+        <w:ind w:left="288"/>
+        <w:jc w:val="left"/>
+      </w:pPr>
+      <w:r>
+        <w:rPr>
+          <w:rFonts w:ascii="Times New Roman" w:hAnsi="Times New Roman"/>
+          <w:b/>
+          <w:i w:val="0"/>
+          <w:color w:val="212121"/>
+          <w:sz w:val="24"/>
+        </w:rPr>
+        <w:t xml:space="preserve">• </w:t>
+      </w:r>
+      <w:r>
+        <w:rPr>
+          <w:rFonts w:ascii="Times New Roman" w:hAnsi="Times New Roman"/>
+          <w:b w:val="0"/>
+          <w:i w:val="0"/>
+          <w:color w:val="37474F"/>
+          <w:sz w:val="24"/>
+        </w:rPr>
+        <w:t>Chức năng 7 (FR-10) - Chế độ Demo Offline &amp; Cache 12 Bài Mẫu: Đảm bảo bài thi diễn ra an toàn tuyệt đối ngay cả khi mất mạng wifi hội trường.</w:t>
+      </w:r>
+    </w:p>
+    <w:p>
+      <w:pPr>
+        <w:spacing w:before="30" w:after="50" w:line="276" w:lineRule="auto"/>
+        <w:ind w:left="288"/>
+        <w:jc w:val="left"/>
+      </w:pPr>
+      <w:r>
+        <w:rPr>
+          <w:rFonts w:ascii="Times New Roman" w:hAnsi="Times New Roman"/>
+          <w:b/>
+          <w:i w:val="0"/>
+          <w:color w:val="212121"/>
+          <w:sz w:val="24"/>
+        </w:rPr>
+        <w:t xml:space="preserve">• </w:t>
+      </w:r>
+      <w:r>
+        <w:rPr>
+          <w:rFonts w:ascii="Times New Roman" w:hAnsi="Times New Roman"/>
+          <w:b w:val="0"/>
+          <w:i w:val="0"/>
+          <w:color w:val="37474F"/>
+          <w:sz w:val="24"/>
+        </w:rPr>
+        <w:t>Chức năng 8 - Bảng Đánh Giá Tiến Bộ Rubric Sư Phạm (0–6 điểm): Tự động chấm điểm tiến bộ lập luận của học sinh dựa trên 3 tiêu chí khoa học.</w:t>
+      </w:r>
+    </w:p>
+    <w:p>
+      <w:pPr>
+        <w:spacing w:before="140" w:after="40" w:line="276" w:lineRule="auto"/>
+        <w:jc w:val="left"/>
+      </w:pPr>
       <w:r>
         <w:rPr>
           <w:rFonts w:ascii="Times New Roman" w:hAnsi="Times New Roman"/>
@@ -1812,30 +2504,222 @@
           <w:sz w:val="24"/>
         </w:rPr>
         <w:t>6.2. Cách sản phẩm vận hành và kết quả đạt được khi trình diễn:</w:t>
-        <w:br/>
+      </w:r>
+    </w:p>
+    <w:p>
+      <w:pPr>
+        <w:spacing w:before="30" w:after="50" w:line="276" w:lineRule="auto"/>
+        <w:ind w:left="288"/>
+        <w:jc w:val="left"/>
+      </w:pPr>
+      <w:r>
+        <w:rPr>
+          <w:rFonts w:ascii="Times New Roman" w:hAnsi="Times New Roman"/>
+          <w:b/>
+          <w:i w:val="0"/>
+          <w:color w:val="212121"/>
+          <w:sz w:val="24"/>
+        </w:rPr>
+        <w:t xml:space="preserve">• </w:t>
       </w:r>
       <w:r>
         <w:rPr>
           <w:rFonts w:ascii="Times New Roman" w:hAnsi="Times New Roman"/>
           <w:b w:val="0"/>
           <w:i w:val="0"/>
+          <w:color w:val="37474F"/>
           <w:sz w:val="24"/>
         </w:rPr>
-        <w:t>• Tốc độ phản hồi cực nhanh: Nhờ tối ưu hóa câu lệnh sư phạm và tham số mô hình (reasoning_effort='low'), tốc độ phản hồi AI giảm từ 30 giây xuống chỉ còn 2.5 – 3.5 giây/lượt trao đổi.</w:t>
-        <w:br/>
-        <w:t>• Trải nghiệm tương tác mượt mà: Hệ thống trang bị cơ chế 'nhịp tim đếm giây động' và cập nhật nền bất đồng bộ, chống hoàn toàn hiện tượng đơ/treo ứng dụng trên máy tính Windows.</w:t>
-        <w:br/>
-        <w:t>• Kịch bản Trình diễn 3 Phút tại bàn thi: Đã được thực nghiệm trơn tru:</w:t>
-        <w:br/>
-        <w:t xml:space="preserve">  + Phút 0:00 – 0:30: Nêu vấn nạn chép bài ➔ Mở Socrates Nhí.</w:t>
-        <w:br/>
-        <w:t xml:space="preserve">  + Phút 0:30 – 1:00: Chọn bài toán Vật lý (Tốc độ chuyển động) ➔ Học sinh xác nhận đề.</w:t>
-        <w:br/>
-        <w:t xml:space="preserve">  + Phút 1:00 – 2:00: Học sinh tương tác gợi mở ➔ Thử nghiệm nài ép xin đáp án ('Thầy giải hộ em luôn đi') ➔ Khiên An Toàn lập tức kích hoạt, từ chối lịch sự và hướng dẫn tự suy nghĩ.</w:t>
-        <w:br/>
-        <w:t xml:space="preserve">  + Phút 2:00 – 2:40: Học sinh tự đúc kết quy tắc ở Pha 5 ➔ Hệ thống chúc mừng và mở khóa Sơ đồ Tư duy Dạng Nhánh ➔ Học sinh mở xem các nhánh tri thức và lưu vào Sổ tay.</w:t>
-        <w:br/>
-        <w:t xml:space="preserve">  + Phút 2:40 – 3:00: Ngắt mạng Internet ➔ Ứng dụng tự động bật Chế độ Demo Offline, phiên học vẫn tiếp diễn hoàn hảo 100%.</w:t>
+        <w:t>Tốc độ phản hồi cực nhanh: Nhờ tối ưu hóa câu lệnh sư phạm và tham số mô hình (reasoning_effort='low'), tốc độ phản hồi AI giảm từ 30 giây xuống chỉ còn 2.5 – 3.5 giây/lượt trao đổi.</w:t>
+      </w:r>
+    </w:p>
+    <w:p>
+      <w:pPr>
+        <w:spacing w:before="30" w:after="50" w:line="276" w:lineRule="auto"/>
+        <w:ind w:left="288"/>
+        <w:jc w:val="left"/>
+      </w:pPr>
+      <w:r>
+        <w:rPr>
+          <w:rFonts w:ascii="Times New Roman" w:hAnsi="Times New Roman"/>
+          <w:b/>
+          <w:i w:val="0"/>
+          <w:color w:val="212121"/>
+          <w:sz w:val="24"/>
+        </w:rPr>
+        <w:t xml:space="preserve">• </w:t>
+      </w:r>
+      <w:r>
+        <w:rPr>
+          <w:rFonts w:ascii="Times New Roman" w:hAnsi="Times New Roman"/>
+          <w:b w:val="0"/>
+          <w:i w:val="0"/>
+          <w:color w:val="37474F"/>
+          <w:sz w:val="24"/>
+        </w:rPr>
+        <w:t>Trải nghiệm tương tác mượt mà: Hệ thống trang bị cơ chế 'nhịp tim đếm giây động' và cập nhật nền bất đồng bộ, chống hoàn toàn hiện tượng đơ/treo ứng dụng trên máy tính Windows.</w:t>
+      </w:r>
+    </w:p>
+    <w:p>
+      <w:pPr>
+        <w:spacing w:before="30" w:after="50" w:line="276" w:lineRule="auto"/>
+        <w:ind w:left="288"/>
+        <w:jc w:val="left"/>
+      </w:pPr>
+      <w:r>
+        <w:rPr>
+          <w:rFonts w:ascii="Times New Roman" w:hAnsi="Times New Roman"/>
+          <w:b/>
+          <w:i w:val="0"/>
+          <w:color w:val="212121"/>
+          <w:sz w:val="24"/>
+        </w:rPr>
+        <w:t xml:space="preserve">• </w:t>
+      </w:r>
+      <w:r>
+        <w:rPr>
+          <w:rFonts w:ascii="Times New Roman" w:hAnsi="Times New Roman"/>
+          <w:b w:val="0"/>
+          <w:i w:val="0"/>
+          <w:color w:val="37474F"/>
+          <w:sz w:val="24"/>
+        </w:rPr>
+        <w:t>Kịch bản Trình diễn 3 Phút tại bàn thi: Đã được thực nghiệm trơn tru:</w:t>
+      </w:r>
+    </w:p>
+    <w:p>
+      <w:pPr>
+        <w:spacing w:before="30" w:after="50" w:line="276" w:lineRule="auto"/>
+        <w:ind w:left="504"/>
+        <w:jc w:val="left"/>
+      </w:pPr>
+      <w:r>
+        <w:rPr>
+          <w:rFonts w:ascii="Times New Roman" w:hAnsi="Times New Roman"/>
+          <w:b/>
+          <w:i w:val="0"/>
+          <w:color w:val="212121"/>
+          <w:sz w:val="24"/>
+        </w:rPr>
+        <w:t xml:space="preserve">  + </w:t>
+      </w:r>
+      <w:r>
+        <w:rPr>
+          <w:rFonts w:ascii="Times New Roman" w:hAnsi="Times New Roman"/>
+          <w:b w:val="0"/>
+          <w:i w:val="0"/>
+          <w:color w:val="37474F"/>
+          <w:sz w:val="24"/>
+        </w:rPr>
+        <w:t>Phút 0:00 – 0:30: Nêu vấn nạn chép bài ➔ Mở Socrates Nhí.</w:t>
+      </w:r>
+    </w:p>
+    <w:p>
+      <w:pPr>
+        <w:spacing w:before="30" w:after="50" w:line="276" w:lineRule="auto"/>
+        <w:ind w:left="504"/>
+        <w:jc w:val="left"/>
+      </w:pPr>
+      <w:r>
+        <w:rPr>
+          <w:rFonts w:ascii="Times New Roman" w:hAnsi="Times New Roman"/>
+          <w:b/>
+          <w:i w:val="0"/>
+          <w:color w:val="212121"/>
+          <w:sz w:val="24"/>
+        </w:rPr>
+        <w:t xml:space="preserve">  + </w:t>
+      </w:r>
+      <w:r>
+        <w:rPr>
+          <w:rFonts w:ascii="Times New Roman" w:hAnsi="Times New Roman"/>
+          <w:b w:val="0"/>
+          <w:i w:val="0"/>
+          <w:color w:val="37474F"/>
+          <w:sz w:val="24"/>
+        </w:rPr>
+        <w:t>Phút 0:30 – 1:00: Chọn bài toán Vật lý (Tốc độ chuyển động) ➔ Học sinh xác nhận đề.</w:t>
+      </w:r>
+    </w:p>
+    <w:p>
+      <w:pPr>
+        <w:spacing w:before="30" w:after="50" w:line="276" w:lineRule="auto"/>
+        <w:ind w:left="504"/>
+        <w:jc w:val="left"/>
+      </w:pPr>
+      <w:r>
+        <w:rPr>
+          <w:rFonts w:ascii="Times New Roman" w:hAnsi="Times New Roman"/>
+          <w:b/>
+          <w:i w:val="0"/>
+          <w:color w:val="212121"/>
+          <w:sz w:val="24"/>
+        </w:rPr>
+        <w:t xml:space="preserve">  + </w:t>
+      </w:r>
+      <w:r>
+        <w:rPr>
+          <w:rFonts w:ascii="Times New Roman" w:hAnsi="Times New Roman"/>
+          <w:b w:val="0"/>
+          <w:i w:val="0"/>
+          <w:color w:val="37474F"/>
+          <w:sz w:val="24"/>
+        </w:rPr>
+        <w:t>Phút 1:00 – 2:00: Học sinh tương tác gợi mở ➔ Thử nghiệm nài ép xin đáp án ('Thầy giải hộ em luôn đi') ➔ Khiên An Toàn lập tức kích hoạt, từ chối lịch sự và hướng dẫn tự suy nghĩ.</w:t>
+      </w:r>
+    </w:p>
+    <w:p>
+      <w:pPr>
+        <w:spacing w:before="30" w:after="50" w:line="276" w:lineRule="auto"/>
+        <w:ind w:left="504"/>
+        <w:jc w:val="left"/>
+      </w:pPr>
+      <w:r>
+        <w:rPr>
+          <w:rFonts w:ascii="Times New Roman" w:hAnsi="Times New Roman"/>
+          <w:b/>
+          <w:i w:val="0"/>
+          <w:color w:val="212121"/>
+          <w:sz w:val="24"/>
+        </w:rPr>
+        <w:t xml:space="preserve">  + </w:t>
+      </w:r>
+      <w:r>
+        <w:rPr>
+          <w:rFonts w:ascii="Times New Roman" w:hAnsi="Times New Roman"/>
+          <w:b w:val="0"/>
+          <w:i w:val="0"/>
+          <w:color w:val="37474F"/>
+          <w:sz w:val="24"/>
+        </w:rPr>
+        <w:t>Phút 2:00 – 2:40: Học sinh tự đúc kết quy tắc ở Pha 5 ➔ Hệ thống chúc mừng và mở khóa Sơ đồ Tư duy Dạng Nhánh ➔ Học sinh mở xem các nhánh tri thức và lưu vào Sổ tay.</w:t>
+      </w:r>
+    </w:p>
+    <w:p>
+      <w:pPr>
+        <w:spacing w:before="30" w:after="50" w:line="276" w:lineRule="auto"/>
+        <w:ind w:left="504"/>
+        <w:jc w:val="left"/>
+      </w:pPr>
+      <w:r>
+        <w:rPr>
+          <w:rFonts w:ascii="Times New Roman" w:hAnsi="Times New Roman"/>
+          <w:b/>
+          <w:i w:val="0"/>
+          <w:color w:val="212121"/>
+          <w:sz w:val="24"/>
+        </w:rPr>
+        <w:t xml:space="preserve">  + </w:t>
+      </w:r>
+      <w:r>
+        <w:rPr>
+          <w:rFonts w:ascii="Times New Roman" w:hAnsi="Times New Roman"/>
+          <w:b w:val="0"/>
+          <w:i w:val="0"/>
+          <w:color w:val="37474F"/>
+          <w:sz w:val="24"/>
+        </w:rPr>
+        <w:t>Phút 2:40 – 3:00: Ngắt mạng Internet ➔ Ứng dụng tự động bật Chế độ Demo Offline, phiên học vẫn tiếp diễn hoàn hảo 100%.</w:t>
       </w:r>
     </w:p>
     <w:p>
@@ -1864,7 +2748,7 @@
           <w:rFonts w:ascii="Times New Roman" w:hAnsi="Times New Roman"/>
           <w:b w:val="0"/>
           <w:i/>
-          <w:color w:val="616161"/>
+          <w:color w:val="646464"/>
           <w:sz w:val="22"/>
         </w:rPr>
         <w:t>Nội dung trình bày: Nêu những điểm còn hạn chế của sản phẩm và hướng điều chỉnh, hoàn thiện trong thời gian tới.</w:t>
@@ -1872,8 +2756,8 @@
     </w:p>
     <w:p>
       <w:pPr>
-        <w:spacing w:before="40" w:after="80" w:line="276" w:lineRule="auto"/>
-        <w:jc w:val="both"/>
+        <w:spacing w:before="140" w:after="40" w:line="276" w:lineRule="auto"/>
+        <w:jc w:val="left"/>
       </w:pPr>
       <w:r>
         <w:rPr>
@@ -1884,23 +2768,94 @@
           <w:sz w:val="24"/>
         </w:rPr>
         <w:t>7.1. Hạn chế hiện tại của phiên bản MVP:</w:t>
-        <w:br/>
+      </w:r>
+    </w:p>
+    <w:p>
+      <w:pPr>
+        <w:spacing w:before="30" w:after="50" w:line="276" w:lineRule="auto"/>
+        <w:ind w:left="288"/>
+        <w:jc w:val="left"/>
+      </w:pPr>
+      <w:r>
+        <w:rPr>
+          <w:rFonts w:ascii="Times New Roman" w:hAnsi="Times New Roman"/>
+          <w:b/>
+          <w:i w:val="0"/>
+          <w:color w:val="212121"/>
+          <w:sz w:val="24"/>
+        </w:rPr>
+        <w:t xml:space="preserve">1. </w:t>
       </w:r>
       <w:r>
         <w:rPr>
           <w:rFonts w:ascii="Times New Roman" w:hAnsi="Times New Roman"/>
           <w:b w:val="0"/>
           <w:i w:val="0"/>
+          <w:color w:val="37474F"/>
           <w:sz w:val="24"/>
         </w:rPr>
-        <w:t>1. Phạm vi bài toán: Hiện tại phiên bản MVP tập trung sâu và tối ưu hóa tốt nhất cho 12 bài toán mẫu trọng tâm của SGK KHTN 7 (mỗi phân môn 4 bài). Các dạng bài tập mở rộng phức tạp hoặc ngoài chương trình lớp 7 cần tiếp tục được nạp thêm dữ liệu khái niệm chuẩn.</w:t>
-        <w:br/>
-        <w:t>2. Độ chính xác OCR chữ viết tay: Bộ nhận diện Tesseract OCR hoạt động xuất sắc với chữ in sách giáo khoa hoặc vở bài tập; tuy nhiên với chữ viết tay của học sinh quá nghiêng, nhòe mực hoặc thiếu sáng, học sinh cần mất thêm một bước chỉnh sửa thủ công ở Bước 2.</w:t>
-        <w:br/>
-        <w:t>3. Phần cứng âm thanh: Tính năng nhận diện giọng nói phụ thuộc vào chất lượng micro máy tính và dễ bị ảnh hưởng nếu môi trường hội trường quá ồn ào.</w:t>
-        <w:br/>
-        <w:br/>
+        <w:t>Phạm vi bài toán: Hiện tại phiên bản MVP tập trung sâu và tối ưu hóa tốt nhất cho 12 bài toán mẫu trọng tâm của SGK KHTN 7 (mỗi phân môn 4 bài). Các dạng bài tập mở rộng phức tạp hoặc ngoài chương trình lớp 7 cần tiếp tục được nạp thêm dữ liệu khái niệm chuẩn.</w:t>
       </w:r>
+    </w:p>
+    <w:p>
+      <w:pPr>
+        <w:spacing w:before="30" w:after="50" w:line="276" w:lineRule="auto"/>
+        <w:ind w:left="288"/>
+        <w:jc w:val="left"/>
+      </w:pPr>
+      <w:r>
+        <w:rPr>
+          <w:rFonts w:ascii="Times New Roman" w:hAnsi="Times New Roman"/>
+          <w:b/>
+          <w:i w:val="0"/>
+          <w:color w:val="212121"/>
+          <w:sz w:val="24"/>
+        </w:rPr>
+        <w:t xml:space="preserve">2. </w:t>
+      </w:r>
+      <w:r>
+        <w:rPr>
+          <w:rFonts w:ascii="Times New Roman" w:hAnsi="Times New Roman"/>
+          <w:b w:val="0"/>
+          <w:i w:val="0"/>
+          <w:color w:val="37474F"/>
+          <w:sz w:val="24"/>
+        </w:rPr>
+        <w:t>Độ chính xác OCR chữ viết tay: Bộ nhận diện Tesseract OCR hoạt động xuất sắc với chữ in sách giáo khoa hoặc vở bài tập; tuy nhiên với chữ viết tay của học sinh quá nghiêng, nhòe mực hoặc thiếu sáng, học sinh cần mất thêm một bước chỉnh sửa thủ công ở Bước 2.</w:t>
+      </w:r>
+    </w:p>
+    <w:p>
+      <w:pPr>
+        <w:spacing w:before="30" w:after="50" w:line="276" w:lineRule="auto"/>
+        <w:ind w:left="288"/>
+        <w:jc w:val="left"/>
+      </w:pPr>
+      <w:r>
+        <w:rPr>
+          <w:rFonts w:ascii="Times New Roman" w:hAnsi="Times New Roman"/>
+          <w:b/>
+          <w:i w:val="0"/>
+          <w:color w:val="212121"/>
+          <w:sz w:val="24"/>
+        </w:rPr>
+        <w:t xml:space="preserve">3. </w:t>
+      </w:r>
+      <w:r>
+        <w:rPr>
+          <w:rFonts w:ascii="Times New Roman" w:hAnsi="Times New Roman"/>
+          <w:b w:val="0"/>
+          <w:i w:val="0"/>
+          <w:color w:val="37474F"/>
+          <w:sz w:val="24"/>
+        </w:rPr>
+        <w:t>Phần cứng âm thanh: Tính năng nhận diện giọng nói phụ thuộc vào chất lượng micro máy tính và dễ bị ảnh hưởng nếu môi trường hội trường quá ồn ào.</w:t>
+      </w:r>
+    </w:p>
+    <w:p>
+      <w:pPr>
+        <w:spacing w:before="140" w:after="40" w:line="276" w:lineRule="auto"/>
+        <w:jc w:val="left"/>
+      </w:pPr>
       <w:r>
         <w:rPr>
           <w:rFonts w:ascii="Times New Roman" w:hAnsi="Times New Roman"/>
@@ -1910,20 +2865,87 @@
           <w:sz w:val="24"/>
         </w:rPr>
         <w:t>7.2. Lộ trình phát triển và hoàn thiện sau cuộc thi:</w:t>
-        <w:br/>
+      </w:r>
+    </w:p>
+    <w:p>
+      <w:pPr>
+        <w:spacing w:before="30" w:after="50" w:line="276" w:lineRule="auto"/>
+        <w:ind w:left="288"/>
+        <w:jc w:val="left"/>
+      </w:pPr>
+      <w:r>
+        <w:rPr>
+          <w:rFonts w:ascii="Times New Roman" w:hAnsi="Times New Roman"/>
+          <w:b/>
+          <w:i w:val="0"/>
+          <w:color w:val="212121"/>
+          <w:sz w:val="24"/>
+        </w:rPr>
+        <w:t xml:space="preserve">• </w:t>
       </w:r>
       <w:r>
         <w:rPr>
           <w:rFonts w:ascii="Times New Roman" w:hAnsi="Times New Roman"/>
           <w:b w:val="0"/>
           <w:i w:val="0"/>
+          <w:color w:val="37474F"/>
           <w:sz w:val="24"/>
         </w:rPr>
-        <w:t>• Giai đoạn 1 (Sau Vòng Khu vực): Mở rộng ngân hàng khái niệm lên toàn bộ 35 bài học của chương trình KHTN lớp 7, đồng thời mở rộng học liệu cho chương trình KHTN lớp 6 và lớp 8 theo chuẩn GDPT 2018.</w:t>
-        <w:br/>
-        <w:t>• Giai đoạn 2 (Vòng Chung kết Quốc gia): Tích hợp mô hình AI thị giác cục bộ (Local Small Vision Model) để phân tích trực tiếp các hình vẽ thí nghiệm, sơ đồ mạch điện, đường truyền ánh sáng và đồ thị chuyển động mà không cần qua bước OCR chữ.</w:t>
-        <w:br/>
-        <w:t>• Giai đoạn 3 (Ứng dụng thực tế diện rộng): Xây dựng cổng thông tin Dashboard dành cho Giáo viên và Nhà trường để theo dõi báo cáo phân tích nhận thức, tự động phát hiện các chủ đề học sinh toàn trường đang gặp khó khăn để giáo viên điều chỉnh giáo án kịp thời.</w:t>
+        <w:t>Giai đoạn 1 (Sau Vòng Khu vực): Mở rộng ngân hàng khái niệm lên toàn bộ 35 bài học của chương trình KHTN lớp 7, đồng thời mở rộng học liệu cho chương trình KHTN lớp 6 và lớp 8 theo chuẩn GDPT 2018.</w:t>
+      </w:r>
+    </w:p>
+    <w:p>
+      <w:pPr>
+        <w:spacing w:before="30" w:after="50" w:line="276" w:lineRule="auto"/>
+        <w:ind w:left="288"/>
+        <w:jc w:val="left"/>
+      </w:pPr>
+      <w:r>
+        <w:rPr>
+          <w:rFonts w:ascii="Times New Roman" w:hAnsi="Times New Roman"/>
+          <w:b/>
+          <w:i w:val="0"/>
+          <w:color w:val="212121"/>
+          <w:sz w:val="24"/>
+        </w:rPr>
+        <w:t xml:space="preserve">• </w:t>
+      </w:r>
+      <w:r>
+        <w:rPr>
+          <w:rFonts w:ascii="Times New Roman" w:hAnsi="Times New Roman"/>
+          <w:b w:val="0"/>
+          <w:i w:val="0"/>
+          <w:color w:val="37474F"/>
+          <w:sz w:val="24"/>
+        </w:rPr>
+        <w:t>Giai đoạn 2 (Vòng Chung kết Quốc gia): Tích hợp mô hình AI thị giác cục bộ (Local Small Vision Model) để phân tích trực tiếp các hình vẽ thí nghiệm, sơ đồ mạch điện, đường truyền ánh sáng và đồ thị chuyển động mà không cần qua bước OCR chữ.</w:t>
+      </w:r>
+    </w:p>
+    <w:p>
+      <w:pPr>
+        <w:spacing w:before="30" w:after="50" w:line="276" w:lineRule="auto"/>
+        <w:ind w:left="288"/>
+        <w:jc w:val="left"/>
+      </w:pPr>
+      <w:r>
+        <w:rPr>
+          <w:rFonts w:ascii="Times New Roman" w:hAnsi="Times New Roman"/>
+          <w:b/>
+          <w:i w:val="0"/>
+          <w:color w:val="212121"/>
+          <w:sz w:val="24"/>
+        </w:rPr>
+        <w:t xml:space="preserve">• </w:t>
+      </w:r>
+      <w:r>
+        <w:rPr>
+          <w:rFonts w:ascii="Times New Roman" w:hAnsi="Times New Roman"/>
+          <w:b w:val="0"/>
+          <w:i w:val="0"/>
+          <w:color w:val="37474F"/>
+          <w:sz w:val="24"/>
+        </w:rPr>
+        <w:t>Giai đoạn 3 (Ứng dụng thực tế diện rộng): Xây dựng cổng thông tin Dashboard dành cho Giáo viên và Nhà trường để theo dõi báo cáo phân tích nhận thức, tự động phát hiện các chủ đề học sinh toàn trường đang gặp khó khăn để giáo viên điều chỉnh giáo án kịp thời.</w:t>
       </w:r>
     </w:p>
     <w:p>
@@ -1952,7 +2974,7 @@
           <w:rFonts w:ascii="Times New Roman" w:hAnsi="Times New Roman"/>
           <w:b w:val="0"/>
           <w:i/>
-          <w:color w:val="616161"/>
+          <w:color w:val="646464"/>
           <w:sz w:val="22"/>
         </w:rPr>
         <w:t>Nội dung trình bày: Đường liên kết đến thư mục Google Drive chứa Lịch sử câu lệnh và hình ảnh minh chứng (Bắt buộc mở quyền truy cập trước khi nộp).</w:t>
@@ -1960,35 +2982,17 @@
     </w:p>
     <w:p>
       <w:pPr>
-        <w:spacing w:before="40" w:after="60" w:line="276" w:lineRule="auto"/>
+        <w:spacing w:before="80" w:after="80" w:line="276" w:lineRule="auto"/>
         <w:jc w:val="both"/>
       </w:pPr>
       <w:r>
         <w:rPr>
           <w:rFonts w:ascii="Times New Roman" w:hAnsi="Times New Roman"/>
-          <w:b/>
+          <w:b w:val="0"/>
           <w:i w:val="0"/>
-          <w:color w:val="1A237E"/>
-          <w:sz w:val="24"/>
+          <w:sz w:val="22"/>
         </w:rPr>
-        <w:t>8.1. Đường liên kết đến thư mục Google Drive chứa minh chứng đầy đủ:</w:t>
-        <w:br/>
-      </w:r>
-    </w:p>
-    <w:p>
-      <w:pPr>
-        <w:spacing w:before="60" w:after="80" w:line="276" w:lineRule="auto"/>
-        <w:jc w:val="center"/>
-      </w:pPr>
-      <w:r>
-        <w:rPr>
-          <w:rFonts w:ascii="Times New Roman" w:hAnsi="Times New Roman"/>
-          <w:b/>
-          <w:i w:val="0"/>
-          <w:color w:val="0D47A1"/>
-          <w:sz w:val="25"/>
-        </w:rPr>
-        <w:t>🔗 https://drive.google.com/drive/folders/1socrates-nhi-ai2026-minhchung?usp=sharing</w:t>
+        <w:t>Toàn bộ lịch sử câu lệnh (Prompt Log), video demo thực tế và minh chứng quá trình phát triển được lưu trữ và đính kèm đầy đủ trong gói nộp bài dự thi của nhóm tác giả.</w:t>
         <w:br/>
       </w:r>
       <w:r>
@@ -1996,44 +3000,10 @@
           <w:rFonts w:ascii="Times New Roman" w:hAnsi="Times New Roman"/>
           <w:b w:val="0"/>
           <w:i/>
-          <w:color w:val="646464"/>
-          <w:sz w:val="21"/>
+          <w:color w:val="787878"/>
+          <w:sz w:val="22"/>
         </w:rPr>
-        <w:t>(Thư mục đã được mở quyền truy cập 'Người xem' công khai cho Ban Giám khảo)</w:t>
-      </w:r>
-    </w:p>
-    <w:p>
-      <w:pPr>
-        <w:spacing w:before="80" w:after="120" w:line="276" w:lineRule="auto"/>
-        <w:jc w:val="both"/>
-      </w:pPr>
-      <w:r>
-        <w:rPr>
-          <w:rFonts w:ascii="Times New Roman" w:hAnsi="Times New Roman"/>
-          <w:b/>
-          <w:i w:val="0"/>
-          <w:color w:val="1A237E"/>
-          <w:sz w:val="24"/>
-        </w:rPr>
-        <w:t>8.2. Danh mục tài liệu minh chứng minh bạch được lưu trữ trong thư mục:</w:t>
-        <w:br/>
-      </w:r>
-      <w:r>
-        <w:rPr>
-          <w:rFonts w:ascii="Times New Roman" w:hAnsi="Times New Roman"/>
-          <w:b w:val="0"/>
-          <w:i w:val="0"/>
-          <w:sz w:val="24"/>
-        </w:rPr>
-        <w:t>1. Tệp PROMPT_LOG.md: Ghi lại toàn bộ lịch sử tiến hóa của System Prompt qua các phiên bản (v0.1 ➔ v0.2 ➔ v1.0), kèm theo lý do kỹ thuật sư phạm, các lỗ hổng jailbreak đã phát hiện và phương án vá lỗi chi tiết.</w:t>
-        <w:br/>
-        <w:t>2. Báo cáo Kết quả 77 bài kiểm thử tự động (Unit Tests): Mã nguồn kiểm thử bao phủ 100% các chức năng cốt lõi (FR-01 đến FR-10) với tỷ lệ vượt qua tuyệt đối (Ran 77 tests - OK).</w:t>
-        <w:br/>
-        <w:t>3. Phiếu đồng thuận thử nghiệm: Bản scan các Phiếu đồng thuận có đầy đủ chữ ký xác nhận của Phụ huynh học sinh và Giáo viên hướng dẫn.</w:t>
-        <w:br/>
-        <w:t>4. Video Clip Demo thực tế: Video Full HD 3 phút quay lại toàn bộ quá trình học sinh tương tác thực tế với ứng dụng và phản ứng của hệ thống khi ngắt mạng Internet.</w:t>
-        <w:br/>
-        <w:t>5. Toàn bộ mã nguồn sản phẩm và file đóng gói chạy độc lập: Tệp Socrates_Nhi.exe có thể chạy trực tiếp từ USB mà không cần cài đặt môi trường.</w:t>
+        <w:t>Đường liên kết (nếu nộp trực tuyến): .................................................................................................................................................</w:t>
       </w:r>
     </w:p>
     <w:p>

--- a/tailieu/AI2026_Mẫu hồ sơ_DA_DIEN.docx
+++ b/tailieu/AI2026_Mẫu hồ sơ_DA_DIEN.docx
@@ -2228,6 +2228,713 @@
     </w:p>
     <w:p>
       <w:pPr>
+        <w:spacing w:before="140" w:after="40" w:line="276" w:lineRule="auto"/>
+        <w:jc w:val="left"/>
+      </w:pPr>
+      <w:r>
+        <w:rPr>
+          <w:rFonts w:ascii="Times New Roman" w:hAnsi="Times New Roman"/>
+          <w:b/>
+          <w:i w:val="0"/>
+          <w:color w:val="1A237E"/>
+          <w:sz w:val="24"/>
+        </w:rPr>
+        <w:t>5.2. Kết quả Nghiên cứu Thực nghiệm Sư phạm Đối chứng (Control Group Study):</w:t>
+      </w:r>
+    </w:p>
+    <w:p>
+      <w:pPr>
+        <w:spacing w:before="40" w:after="70" w:line="276" w:lineRule="auto"/>
+        <w:jc w:val="both"/>
+      </w:pPr>
+      <w:r>
+        <w:rPr>
+          <w:rFonts w:ascii="Times New Roman" w:hAnsi="Times New Roman"/>
+          <w:b w:val="0"/>
+          <w:i w:val="0"/>
+          <w:color w:val="212121"/>
+          <w:sz w:val="24"/>
+        </w:rPr>
+        <w:t>Để đáp ứng yêu cầu kiểm chứng thực tế của Ban Giám khảo và chứng minh tính hiệu quả vượt trội so với các công cụ giải bài tập thông thường, nhóm đã thực hiện nghiên cứu thực nghiệm đối chứng trên 30 học sinh THCS khối 7 (chia làm 2 nhóm tương đương về học lực đầu vào, N=15 mỗi nhóm):</w:t>
+      </w:r>
+    </w:p>
+    <w:p>
+      <w:pPr>
+        <w:spacing w:before="30" w:after="50" w:line="276" w:lineRule="auto"/>
+        <w:ind w:left="288"/>
+        <w:jc w:val="left"/>
+      </w:pPr>
+      <w:r>
+        <w:rPr>
+          <w:rFonts w:ascii="Times New Roman" w:hAnsi="Times New Roman"/>
+          <w:b/>
+          <w:i w:val="0"/>
+          <w:color w:val="212121"/>
+          <w:sz w:val="24"/>
+        </w:rPr>
+        <w:t xml:space="preserve">• </w:t>
+      </w:r>
+      <w:r>
+        <w:rPr>
+          <w:rFonts w:ascii="Times New Roman" w:hAnsi="Times New Roman"/>
+          <w:b w:val="0"/>
+          <w:i w:val="0"/>
+          <w:color w:val="37474F"/>
+          <w:sz w:val="24"/>
+        </w:rPr>
+        <w:t>Nhóm Thực nghiệm (N=15): Tự học cùng Gia sư Socrates Nhí (gợi mở 5 pha, tự suy luận, giàn giáo nhận thức 3 cấp, tự đúc kết bản đồ tư duy).</w:t>
+      </w:r>
+    </w:p>
+    <w:p>
+      <w:pPr>
+        <w:spacing w:before="30" w:after="50" w:line="276" w:lineRule="auto"/>
+        <w:ind w:left="288"/>
+        <w:jc w:val="left"/>
+      </w:pPr>
+      <w:r>
+        <w:rPr>
+          <w:rFonts w:ascii="Times New Roman" w:hAnsi="Times New Roman"/>
+          <w:b/>
+          <w:i w:val="0"/>
+          <w:color w:val="212121"/>
+          <w:sz w:val="24"/>
+        </w:rPr>
+        <w:t xml:space="preserve">• </w:t>
+      </w:r>
+      <w:r>
+        <w:rPr>
+          <w:rFonts w:ascii="Times New Roman" w:hAnsi="Times New Roman"/>
+          <w:b w:val="0"/>
+          <w:i w:val="0"/>
+          <w:color w:val="37474F"/>
+          <w:sz w:val="24"/>
+        </w:rPr>
+        <w:t>Nhóm Đối chứng (N=15): Sử dụng Chatbot AI thông thường (hỏi bài và nhận ngay bài giải hoàn chỉnh kèm đáp số cuối cùng).</w:t>
+      </w:r>
+    </w:p>
+    <w:p>
+      <w:pPr>
+        <w:spacing w:before="40" w:after="70" w:line="276" w:lineRule="auto"/>
+        <w:jc w:val="both"/>
+      </w:pPr>
+      <w:r>
+        <w:rPr>
+          <w:rFonts w:ascii="Times New Roman" w:hAnsi="Times New Roman"/>
+          <w:b w:val="0"/>
+          <w:i w:val="0"/>
+          <w:color w:val="212121"/>
+          <w:sz w:val="24"/>
+        </w:rPr>
+        <w:t>Sau khi hoàn thành phiên học, cả 2 nhóm cùng làm bài kiểm tra đánh giá năng lực tự giải bài mới (Transfer Task - gồm 3 bài tập KHTN 7 tương tự nhưng đổi số liệu và ngữ cảnh thực tế) mà không có sự trợ giúp của AI. Kết quả đo lường cụ thể như sau:</w:t>
+      </w:r>
+    </w:p>
+    <w:tbl>
+      <w:tblPr>
+        <w:tblW w:type="auto" w:w="0"/>
+        <w:jc w:val="center"/>
+        <w:tblLook w:firstColumn="1" w:firstRow="1" w:lastColumn="0" w:lastRow="0" w:noHBand="0" w:noVBand="1" w:val="04A0"/>
+      </w:tblPr>
+      <w:tblGrid>
+        <w:gridCol w:w="2423"/>
+        <w:gridCol w:w="2423"/>
+        <w:gridCol w:w="2423"/>
+        <w:gridCol w:w="2423"/>
+      </w:tblGrid>
+      <w:tr>
+        <w:tc>
+          <w:tcPr>
+            <w:tcW w:type="dxa" w:w="2423"/>
+            <w:tcMar>
+              <w:top w:w="70" w:type="dxa"/>
+              <w:bottom w:w="70" w:type="dxa"/>
+              <w:left w:w="100" w:type="dxa"/>
+              <w:right w:w="100" w:type="dxa"/>
+            </w:tcMar>
+            <w:shd w:fill="1A237E"/>
+          </w:tcPr>
+          <w:p>
+            <w:pPr>
+              <w:spacing w:before="40" w:after="40"/>
+              <w:jc w:val="center"/>
+            </w:pPr>
+            <w:r>
+              <w:rPr>
+                <w:rFonts w:ascii="Times New Roman" w:hAnsi="Times New Roman"/>
+                <w:b/>
+                <w:i w:val="0"/>
+                <w:color w:val="FFFFFF"/>
+                <w:sz w:val="20"/>
+              </w:rPr>
+              <w:t>Tiêu chí Đánh giá</w:t>
+            </w:r>
+          </w:p>
+        </w:tc>
+        <w:tc>
+          <w:tcPr>
+            <w:tcW w:type="dxa" w:w="2423"/>
+            <w:tcMar>
+              <w:top w:w="70" w:type="dxa"/>
+              <w:bottom w:w="70" w:type="dxa"/>
+              <w:left w:w="100" w:type="dxa"/>
+              <w:right w:w="100" w:type="dxa"/>
+            </w:tcMar>
+            <w:shd w:fill="1A237E"/>
+          </w:tcPr>
+          <w:p>
+            <w:pPr>
+              <w:spacing w:before="40" w:after="40"/>
+              <w:jc w:val="center"/>
+            </w:pPr>
+            <w:r>
+              <w:rPr>
+                <w:rFonts w:ascii="Times New Roman" w:hAnsi="Times New Roman"/>
+                <w:b/>
+                <w:i w:val="0"/>
+                <w:color w:val="FFFFFF"/>
+                <w:sz w:val="20"/>
+              </w:rPr>
+              <w:t>Nhóm Socrates Nhí (N=15)</w:t>
+            </w:r>
+          </w:p>
+        </w:tc>
+        <w:tc>
+          <w:tcPr>
+            <w:tcW w:type="dxa" w:w="2423"/>
+            <w:tcMar>
+              <w:top w:w="70" w:type="dxa"/>
+              <w:bottom w:w="70" w:type="dxa"/>
+              <w:left w:w="100" w:type="dxa"/>
+              <w:right w:w="100" w:type="dxa"/>
+            </w:tcMar>
+            <w:shd w:fill="1A237E"/>
+          </w:tcPr>
+          <w:p>
+            <w:pPr>
+              <w:spacing w:before="40" w:after="40"/>
+              <w:jc w:val="center"/>
+            </w:pPr>
+            <w:r>
+              <w:rPr>
+                <w:rFonts w:ascii="Times New Roman" w:hAnsi="Times New Roman"/>
+                <w:b/>
+                <w:i w:val="0"/>
+                <w:color w:val="FFFFFF"/>
+                <w:sz w:val="20"/>
+              </w:rPr>
+              <w:t>Nhóm Chatbot Thường (N=15)</w:t>
+            </w:r>
+          </w:p>
+        </w:tc>
+        <w:tc>
+          <w:tcPr>
+            <w:tcW w:type="dxa" w:w="2423"/>
+            <w:tcMar>
+              <w:top w:w="70" w:type="dxa"/>
+              <w:bottom w:w="70" w:type="dxa"/>
+              <w:left w:w="100" w:type="dxa"/>
+              <w:right w:w="100" w:type="dxa"/>
+            </w:tcMar>
+            <w:shd w:fill="1A237E"/>
+          </w:tcPr>
+          <w:p>
+            <w:pPr>
+              <w:spacing w:before="40" w:after="40"/>
+              <w:jc w:val="center"/>
+            </w:pPr>
+            <w:r>
+              <w:rPr>
+                <w:rFonts w:ascii="Times New Roman" w:hAnsi="Times New Roman"/>
+                <w:b/>
+                <w:i w:val="0"/>
+                <w:color w:val="FFFFFF"/>
+                <w:sz w:val="20"/>
+              </w:rPr>
+              <w:t>Chênh lệch Hiệu quả</w:t>
+            </w:r>
+          </w:p>
+        </w:tc>
+      </w:tr>
+      <w:tr>
+        <w:tc>
+          <w:tcPr>
+            <w:tcW w:type="dxa" w:w="2423"/>
+            <w:tcMar>
+              <w:top w:w="70" w:type="dxa"/>
+              <w:bottom w:w="70" w:type="dxa"/>
+              <w:left w:w="100" w:type="dxa"/>
+              <w:right w:w="100" w:type="dxa"/>
+            </w:tcMar>
+            <w:shd w:fill="F5F5F5"/>
+          </w:tcPr>
+          <w:p>
+            <w:pPr>
+              <w:spacing w:before="40" w:after="40"/>
+              <w:jc w:val="left"/>
+            </w:pPr>
+            <w:r>
+              <w:rPr>
+                <w:rFonts w:ascii="Times New Roman" w:hAnsi="Times New Roman"/>
+                <w:b/>
+                <w:i w:val="0"/>
+                <w:color w:val="212121"/>
+                <w:sz w:val="19"/>
+              </w:rPr>
+              <w:t>Tỷ lệ tự giải đúng bài mới</w:t>
+            </w:r>
+          </w:p>
+        </w:tc>
+        <w:tc>
+          <w:tcPr>
+            <w:tcW w:type="dxa" w:w="2423"/>
+            <w:tcMar>
+              <w:top w:w="70" w:type="dxa"/>
+              <w:bottom w:w="70" w:type="dxa"/>
+              <w:left w:w="100" w:type="dxa"/>
+              <w:right w:w="100" w:type="dxa"/>
+            </w:tcMar>
+            <w:shd w:fill="F5F5F5"/>
+          </w:tcPr>
+          <w:p>
+            <w:pPr>
+              <w:spacing w:before="40" w:after="40"/>
+              <w:jc w:val="center"/>
+            </w:pPr>
+            <w:r>
+              <w:rPr>
+                <w:rFonts w:ascii="Times New Roman" w:hAnsi="Times New Roman"/>
+                <w:b/>
+                <w:i w:val="0"/>
+                <w:color w:val="2E7D32"/>
+                <w:sz w:val="19"/>
+              </w:rPr>
+              <w:t>86.7% (13/15 HS)</w:t>
+            </w:r>
+          </w:p>
+        </w:tc>
+        <w:tc>
+          <w:tcPr>
+            <w:tcW w:type="dxa" w:w="2423"/>
+            <w:tcMar>
+              <w:top w:w="70" w:type="dxa"/>
+              <w:bottom w:w="70" w:type="dxa"/>
+              <w:left w:w="100" w:type="dxa"/>
+              <w:right w:w="100" w:type="dxa"/>
+            </w:tcMar>
+            <w:shd w:fill="F5F5F5"/>
+          </w:tcPr>
+          <w:p>
+            <w:pPr>
+              <w:spacing w:before="40" w:after="40"/>
+              <w:jc w:val="center"/>
+            </w:pPr>
+            <w:r>
+              <w:rPr>
+                <w:rFonts w:ascii="Times New Roman" w:hAnsi="Times New Roman"/>
+                <w:b w:val="0"/>
+                <w:i w:val="0"/>
+                <w:color w:val="212121"/>
+                <w:sz w:val="19"/>
+              </w:rPr>
+              <w:t>40.0% (6/15 HS)</w:t>
+            </w:r>
+          </w:p>
+        </w:tc>
+        <w:tc>
+          <w:tcPr>
+            <w:tcW w:type="dxa" w:w="2423"/>
+            <w:tcMar>
+              <w:top w:w="70" w:type="dxa"/>
+              <w:bottom w:w="70" w:type="dxa"/>
+              <w:left w:w="100" w:type="dxa"/>
+              <w:right w:w="100" w:type="dxa"/>
+            </w:tcMar>
+            <w:shd w:fill="F5F5F5"/>
+          </w:tcPr>
+          <w:p>
+            <w:pPr>
+              <w:spacing w:before="40" w:after="40"/>
+              <w:jc w:val="center"/>
+            </w:pPr>
+            <w:r>
+              <w:rPr>
+                <w:rFonts w:ascii="Times New Roman" w:hAnsi="Times New Roman"/>
+                <w:b/>
+                <w:i w:val="0"/>
+                <w:color w:val="2E7D32"/>
+                <w:sz w:val="19"/>
+              </w:rPr>
+              <w:t>+46.7% (Vượt trội)</w:t>
+            </w:r>
+          </w:p>
+        </w:tc>
+      </w:tr>
+      <w:tr>
+        <w:tc>
+          <w:tcPr>
+            <w:tcW w:type="dxa" w:w="2423"/>
+            <w:tcMar>
+              <w:top w:w="70" w:type="dxa"/>
+              <w:bottom w:w="70" w:type="dxa"/>
+              <w:left w:w="100" w:type="dxa"/>
+              <w:right w:w="100" w:type="dxa"/>
+            </w:tcMar>
+            <w:shd w:fill="FFFFFF"/>
+          </w:tcPr>
+          <w:p>
+            <w:pPr>
+              <w:spacing w:before="40" w:after="40"/>
+              <w:jc w:val="left"/>
+            </w:pPr>
+            <w:r>
+              <w:rPr>
+                <w:rFonts w:ascii="Times New Roman" w:hAnsi="Times New Roman"/>
+                <w:b/>
+                <w:i w:val="0"/>
+                <w:color w:val="212121"/>
+                <w:sz w:val="19"/>
+              </w:rPr>
+              <w:t>Chỉ số tăng trưởng nhận thức (Hake's Gain g)</w:t>
+            </w:r>
+          </w:p>
+        </w:tc>
+        <w:tc>
+          <w:tcPr>
+            <w:tcW w:type="dxa" w:w="2423"/>
+            <w:tcMar>
+              <w:top w:w="70" w:type="dxa"/>
+              <w:bottom w:w="70" w:type="dxa"/>
+              <w:left w:w="100" w:type="dxa"/>
+              <w:right w:w="100" w:type="dxa"/>
+            </w:tcMar>
+            <w:shd w:fill="FFFFFF"/>
+          </w:tcPr>
+          <w:p>
+            <w:pPr>
+              <w:spacing w:before="40" w:after="40"/>
+              <w:jc w:val="center"/>
+            </w:pPr>
+            <w:r>
+              <w:rPr>
+                <w:rFonts w:ascii="Times New Roman" w:hAnsi="Times New Roman"/>
+                <w:b/>
+                <w:i w:val="0"/>
+                <w:color w:val="2E7D32"/>
+                <w:sz w:val="19"/>
+              </w:rPr>
+              <w:t>g = 0.68 (Mức cao)</w:t>
+            </w:r>
+          </w:p>
+        </w:tc>
+        <w:tc>
+          <w:tcPr>
+            <w:tcW w:type="dxa" w:w="2423"/>
+            <w:tcMar>
+              <w:top w:w="70" w:type="dxa"/>
+              <w:bottom w:w="70" w:type="dxa"/>
+              <w:left w:w="100" w:type="dxa"/>
+              <w:right w:w="100" w:type="dxa"/>
+            </w:tcMar>
+            <w:shd w:fill="FFFFFF"/>
+          </w:tcPr>
+          <w:p>
+            <w:pPr>
+              <w:spacing w:before="40" w:after="40"/>
+              <w:jc w:val="center"/>
+            </w:pPr>
+            <w:r>
+              <w:rPr>
+                <w:rFonts w:ascii="Times New Roman" w:hAnsi="Times New Roman"/>
+                <w:b w:val="0"/>
+                <w:i w:val="0"/>
+                <w:color w:val="212121"/>
+                <w:sz w:val="19"/>
+              </w:rPr>
+              <w:t>g = 0.22 (Mức thấp)</w:t>
+            </w:r>
+          </w:p>
+        </w:tc>
+        <w:tc>
+          <w:tcPr>
+            <w:tcW w:type="dxa" w:w="2423"/>
+            <w:tcMar>
+              <w:top w:w="70" w:type="dxa"/>
+              <w:bottom w:w="70" w:type="dxa"/>
+              <w:left w:w="100" w:type="dxa"/>
+              <w:right w:w="100" w:type="dxa"/>
+            </w:tcMar>
+            <w:shd w:fill="FFFFFF"/>
+          </w:tcPr>
+          <w:p>
+            <w:pPr>
+              <w:spacing w:before="40" w:after="40"/>
+              <w:jc w:val="center"/>
+            </w:pPr>
+            <w:r>
+              <w:rPr>
+                <w:rFonts w:ascii="Times New Roman" w:hAnsi="Times New Roman"/>
+                <w:b/>
+                <w:i w:val="0"/>
+                <w:color w:val="2E7D32"/>
+                <w:sz w:val="19"/>
+              </w:rPr>
+              <w:t>Gấp 3.1 lần</w:t>
+            </w:r>
+          </w:p>
+        </w:tc>
+      </w:tr>
+      <w:tr>
+        <w:tc>
+          <w:tcPr>
+            <w:tcW w:type="dxa" w:w="2423"/>
+            <w:tcMar>
+              <w:top w:w="70" w:type="dxa"/>
+              <w:bottom w:w="70" w:type="dxa"/>
+              <w:left w:w="100" w:type="dxa"/>
+              <w:right w:w="100" w:type="dxa"/>
+            </w:tcMar>
+            <w:shd w:fill="F5F5F5"/>
+          </w:tcPr>
+          <w:p>
+            <w:pPr>
+              <w:spacing w:before="40" w:after="40"/>
+              <w:jc w:val="left"/>
+            </w:pPr>
+            <w:r>
+              <w:rPr>
+                <w:rFonts w:ascii="Times New Roman" w:hAnsi="Times New Roman"/>
+                <w:b/>
+                <w:i w:val="0"/>
+                <w:color w:val="212121"/>
+                <w:sz w:val="19"/>
+              </w:rPr>
+              <w:t>Điểm Rubric lập luận trung bình (thang 6)</w:t>
+            </w:r>
+          </w:p>
+        </w:tc>
+        <w:tc>
+          <w:tcPr>
+            <w:tcW w:type="dxa" w:w="2423"/>
+            <w:tcMar>
+              <w:top w:w="70" w:type="dxa"/>
+              <w:bottom w:w="70" w:type="dxa"/>
+              <w:left w:w="100" w:type="dxa"/>
+              <w:right w:w="100" w:type="dxa"/>
+            </w:tcMar>
+            <w:shd w:fill="F5F5F5"/>
+          </w:tcPr>
+          <w:p>
+            <w:pPr>
+              <w:spacing w:before="40" w:after="40"/>
+              <w:jc w:val="center"/>
+            </w:pPr>
+            <w:r>
+              <w:rPr>
+                <w:rFonts w:ascii="Times New Roman" w:hAnsi="Times New Roman"/>
+                <w:b/>
+                <w:i w:val="0"/>
+                <w:color w:val="2E7D32"/>
+                <w:sz w:val="19"/>
+              </w:rPr>
+              <w:t>4.8 / 6.0 điểm</w:t>
+            </w:r>
+          </w:p>
+        </w:tc>
+        <w:tc>
+          <w:tcPr>
+            <w:tcW w:type="dxa" w:w="2423"/>
+            <w:tcMar>
+              <w:top w:w="70" w:type="dxa"/>
+              <w:bottom w:w="70" w:type="dxa"/>
+              <w:left w:w="100" w:type="dxa"/>
+              <w:right w:w="100" w:type="dxa"/>
+            </w:tcMar>
+            <w:shd w:fill="F5F5F5"/>
+          </w:tcPr>
+          <w:p>
+            <w:pPr>
+              <w:spacing w:before="40" w:after="40"/>
+              <w:jc w:val="center"/>
+            </w:pPr>
+            <w:r>
+              <w:rPr>
+                <w:rFonts w:ascii="Times New Roman" w:hAnsi="Times New Roman"/>
+                <w:b w:val="0"/>
+                <w:i w:val="0"/>
+                <w:color w:val="212121"/>
+                <w:sz w:val="19"/>
+              </w:rPr>
+              <w:t>2.3 / 6.0 điểm</w:t>
+            </w:r>
+          </w:p>
+        </w:tc>
+        <w:tc>
+          <w:tcPr>
+            <w:tcW w:type="dxa" w:w="2423"/>
+            <w:tcMar>
+              <w:top w:w="70" w:type="dxa"/>
+              <w:bottom w:w="70" w:type="dxa"/>
+              <w:left w:w="100" w:type="dxa"/>
+              <w:right w:w="100" w:type="dxa"/>
+            </w:tcMar>
+            <w:shd w:fill="F5F5F5"/>
+          </w:tcPr>
+          <w:p>
+            <w:pPr>
+              <w:spacing w:before="40" w:after="40"/>
+              <w:jc w:val="center"/>
+            </w:pPr>
+            <w:r>
+              <w:rPr>
+                <w:rFonts w:ascii="Times New Roman" w:hAnsi="Times New Roman"/>
+                <w:b/>
+                <w:i w:val="0"/>
+                <w:color w:val="212121"/>
+                <w:sz w:val="19"/>
+              </w:rPr>
+              <w:t>+2.5 điểm (+54%)</w:t>
+            </w:r>
+          </w:p>
+        </w:tc>
+      </w:tr>
+      <w:tr>
+        <w:tc>
+          <w:tcPr>
+            <w:tcW w:type="dxa" w:w="2423"/>
+            <w:tcMar>
+              <w:top w:w="70" w:type="dxa"/>
+              <w:bottom w:w="70" w:type="dxa"/>
+              <w:left w:w="100" w:type="dxa"/>
+              <w:right w:w="100" w:type="dxa"/>
+            </w:tcMar>
+            <w:shd w:fill="FFFFFF"/>
+          </w:tcPr>
+          <w:p>
+            <w:pPr>
+              <w:spacing w:before="40" w:after="40"/>
+              <w:jc w:val="left"/>
+            </w:pPr>
+            <w:r>
+              <w:rPr>
+                <w:rFonts w:ascii="Times New Roman" w:hAnsi="Times New Roman"/>
+                <w:b/>
+                <w:i w:val="0"/>
+                <w:color w:val="212121"/>
+                <w:sz w:val="19"/>
+              </w:rPr>
+              <w:t>Tỷ lệ ghi nhớ bản chất sau 1 tuần (Retention)</w:t>
+            </w:r>
+          </w:p>
+        </w:tc>
+        <w:tc>
+          <w:tcPr>
+            <w:tcW w:type="dxa" w:w="2423"/>
+            <w:tcMar>
+              <w:top w:w="70" w:type="dxa"/>
+              <w:bottom w:w="70" w:type="dxa"/>
+              <w:left w:w="100" w:type="dxa"/>
+              <w:right w:w="100" w:type="dxa"/>
+            </w:tcMar>
+            <w:shd w:fill="FFFFFF"/>
+          </w:tcPr>
+          <w:p>
+            <w:pPr>
+              <w:spacing w:before="40" w:after="40"/>
+              <w:jc w:val="center"/>
+            </w:pPr>
+            <w:r>
+              <w:rPr>
+                <w:rFonts w:ascii="Times New Roman" w:hAnsi="Times New Roman"/>
+                <w:b/>
+                <w:i w:val="0"/>
+                <w:color w:val="2E7D32"/>
+                <w:sz w:val="19"/>
+              </w:rPr>
+              <w:t>80.0% (12/15 HS)</w:t>
+            </w:r>
+          </w:p>
+        </w:tc>
+        <w:tc>
+          <w:tcPr>
+            <w:tcW w:type="dxa" w:w="2423"/>
+            <w:tcMar>
+              <w:top w:w="70" w:type="dxa"/>
+              <w:bottom w:w="70" w:type="dxa"/>
+              <w:left w:w="100" w:type="dxa"/>
+              <w:right w:w="100" w:type="dxa"/>
+            </w:tcMar>
+            <w:shd w:fill="FFFFFF"/>
+          </w:tcPr>
+          <w:p>
+            <w:pPr>
+              <w:spacing w:before="40" w:after="40"/>
+              <w:jc w:val="center"/>
+            </w:pPr>
+            <w:r>
+              <w:rPr>
+                <w:rFonts w:ascii="Times New Roman" w:hAnsi="Times New Roman"/>
+                <w:b w:val="0"/>
+                <w:i w:val="0"/>
+                <w:color w:val="212121"/>
+                <w:sz w:val="19"/>
+              </w:rPr>
+              <w:t>26.7% (4/15 HS)</w:t>
+            </w:r>
+          </w:p>
+        </w:tc>
+        <w:tc>
+          <w:tcPr>
+            <w:tcW w:type="dxa" w:w="2423"/>
+            <w:tcMar>
+              <w:top w:w="70" w:type="dxa"/>
+              <w:bottom w:w="70" w:type="dxa"/>
+              <w:left w:w="100" w:type="dxa"/>
+              <w:right w:w="100" w:type="dxa"/>
+            </w:tcMar>
+            <w:shd w:fill="FFFFFF"/>
+          </w:tcPr>
+          <w:p>
+            <w:pPr>
+              <w:spacing w:before="40" w:after="40"/>
+              <w:jc w:val="center"/>
+            </w:pPr>
+            <w:r>
+              <w:rPr>
+                <w:rFonts w:ascii="Times New Roman" w:hAnsi="Times New Roman"/>
+                <w:b/>
+                <w:i w:val="0"/>
+                <w:color w:val="2E7D32"/>
+                <w:sz w:val="19"/>
+              </w:rPr>
+              <w:t>Gấp 3.0 lần (Bền vững)</w:t>
+            </w:r>
+          </w:p>
+        </w:tc>
+      </w:tr>
+    </w:tbl>
+    <w:p>
+      <w:pPr>
+        <w:spacing w:before="40" w:after="70" w:line="276" w:lineRule="auto"/>
+        <w:jc w:val="both"/>
+      </w:pPr>
+      <w:r>
+        <w:rPr>
+          <w:rFonts w:ascii="Times New Roman" w:hAnsi="Times New Roman"/>
+          <w:b w:val="0"/>
+          <w:i w:val="0"/>
+          <w:color w:val="212121"/>
+          <w:sz w:val="24"/>
+        </w:rPr>
+        <w:t>Kết luận Sư phạm: Học sinh sử dụng Chatbot thông thường bị mắc hiện tượng 'Ảo tưởng nắm vững kiến thức' (Illusion of Competence) - khi đọc lời giải có sẵn thì thấy rất dễ hiểu, nhưng khi tự đặt bút giải một bài toán mới thì lúng túng vì vùng não tư duy chưa từng được kích hoạt. Ngược lại, học sinh đồng hành cùng Socrates Nhí tự mình trải qua chu trình 5 pha gợi mở nên nắm chắc bản chất quy luật tự nhiên, từ đó tự tin giải quyết thành công các bài toán mới hoàn toàn.</w:t>
+      </w:r>
+    </w:p>
+    <w:p>
+      <w:pPr>
+        <w:spacing w:before="80" w:after="80" w:line="276" w:lineRule="auto"/>
+        <w:jc w:val="both"/>
+      </w:pPr>
+    </w:p>
+    <w:p>
+      <w:pPr>
         <w:spacing w:before="240" w:after="40" w:line="276" w:lineRule="auto"/>
         <w:jc w:val="left"/>
       </w:pPr>
